--- a/extra/report/No7_追加機能1テストケース.docx
+++ b/extra/report/No7_追加機能1テストケース.docx
@@ -211,7 +211,7 @@
             <w:pPr>
               <w:snapToGrid w:val="0"/>
               <w:rPr>
-                <w:rFonts w:ascii="游ゴシック" w:eastAsia="游ゴシック" w:hAnsi="游ゴシック" w:hint="eastAsia"/>
+                <w:rFonts w:ascii="游ゴシック" w:eastAsia="游ゴシック" w:hAnsi="游ゴシック"/>
                 <w:sz w:val="20"/>
               </w:rPr>
             </w:pPr>
@@ -492,7 +492,14 @@
                 <w:rFonts w:ascii="游ゴシック" w:eastAsia="游ゴシック" w:hAnsi="游ゴシック" w:hint="eastAsia"/>
                 <w:sz w:val="20"/>
               </w:rPr>
-              <w:t>ドロップダウンボタンが二つ表示されていること。</w:t>
+              <w:t>ドロップダウンリスト</w:t>
+            </w:r>
+            <w:r>
+              <w:rPr>
+                <w:rFonts w:ascii="游ゴシック" w:eastAsia="游ゴシック" w:hAnsi="游ゴシック" w:hint="eastAsia"/>
+                <w:sz w:val="20"/>
+              </w:rPr>
+              <w:t>が二つ表示されていること。</w:t>
             </w:r>
           </w:p>
         </w:tc>
@@ -579,7 +586,7 @@
             <w:pPr>
               <w:snapToGrid w:val="0"/>
               <w:rPr>
-                <w:rFonts w:ascii="游ゴシック" w:eastAsia="游ゴシック" w:hAnsi="游ゴシック" w:hint="eastAsia"/>
+                <w:rFonts w:ascii="游ゴシック" w:eastAsia="游ゴシック" w:hAnsi="游ゴシック"/>
                 <w:sz w:val="20"/>
               </w:rPr>
             </w:pPr>
@@ -594,16 +601,30 @@
             <w:pPr>
               <w:snapToGrid w:val="0"/>
               <w:rPr>
-                <w:rFonts w:ascii="游ゴシック" w:eastAsia="游ゴシック" w:hAnsi="游ゴシック" w:hint="eastAsia"/>
-                <w:sz w:val="20"/>
-              </w:rPr>
-            </w:pPr>
-            <w:r>
-              <w:rPr>
-                <w:rFonts w:ascii="游ゴシック" w:eastAsia="游ゴシック" w:hAnsi="游ゴシック" w:hint="eastAsia"/>
-                <w:sz w:val="20"/>
-              </w:rPr>
-              <w:t>何も操作しない状態で、左のドロップダウンボタンには「加入者I</w:t>
+                <w:rFonts w:ascii="游ゴシック" w:eastAsia="游ゴシック" w:hAnsi="游ゴシック"/>
+                <w:sz w:val="20"/>
+              </w:rPr>
+            </w:pPr>
+            <w:r>
+              <w:rPr>
+                <w:rFonts w:ascii="游ゴシック" w:eastAsia="游ゴシック" w:hAnsi="游ゴシック" w:hint="eastAsia"/>
+                <w:sz w:val="20"/>
+              </w:rPr>
+              <w:t>何も操作しない状態で、左の</w:t>
+            </w:r>
+            <w:r>
+              <w:rPr>
+                <w:rFonts w:ascii="游ゴシック" w:eastAsia="游ゴシック" w:hAnsi="游ゴシック" w:hint="eastAsia"/>
+                <w:sz w:val="20"/>
+              </w:rPr>
+              <w:t>ドロップダウンリスト</w:t>
+            </w:r>
+            <w:r>
+              <w:rPr>
+                <w:rFonts w:ascii="游ゴシック" w:eastAsia="游ゴシック" w:hAnsi="游ゴシック" w:hint="eastAsia"/>
+                <w:sz w:val="20"/>
+              </w:rPr>
+              <w:t>には「加入者I</w:t>
             </w:r>
             <w:r>
               <w:rPr>
@@ -617,7 +638,21 @@
                 <w:rFonts w:ascii="游ゴシック" w:eastAsia="游ゴシック" w:hAnsi="游ゴシック" w:hint="eastAsia"/>
                 <w:sz w:val="20"/>
               </w:rPr>
-              <w:t>」、右のドロップダウンボタンには、「昇順」が選択されていること。</w:t>
+              <w:t>」、右の</w:t>
+            </w:r>
+            <w:r>
+              <w:rPr>
+                <w:rFonts w:ascii="游ゴシック" w:eastAsia="游ゴシック" w:hAnsi="游ゴシック" w:hint="eastAsia"/>
+                <w:sz w:val="20"/>
+              </w:rPr>
+              <w:t>ドロップダウンリスト</w:t>
+            </w:r>
+            <w:r>
+              <w:rPr>
+                <w:rFonts w:ascii="游ゴシック" w:eastAsia="游ゴシック" w:hAnsi="游ゴシック" w:hint="eastAsia"/>
+                <w:sz w:val="20"/>
+              </w:rPr>
+              <w:t>には、「昇順」が選択されていること。</w:t>
             </w:r>
           </w:p>
         </w:tc>
@@ -718,7 +753,14 @@
                 <w:rFonts w:ascii="游ゴシック" w:eastAsia="游ゴシック" w:hAnsi="游ゴシック" w:hint="eastAsia"/>
                 <w:sz w:val="20"/>
               </w:rPr>
-              <w:t>ドロップダウンボタンを押下する</w:t>
+              <w:t>ドロップダウンリスト</w:t>
+            </w:r>
+            <w:r>
+              <w:rPr>
+                <w:rFonts w:ascii="游ゴシック" w:eastAsia="游ゴシック" w:hAnsi="游ゴシック" w:hint="eastAsia"/>
+                <w:sz w:val="20"/>
+              </w:rPr>
+              <w:t>を押下する</w:t>
             </w:r>
             <w:r>
               <w:rPr>
@@ -841,7 +883,7 @@
             <w:pPr>
               <w:snapToGrid w:val="0"/>
               <w:rPr>
-                <w:rFonts w:ascii="游ゴシック" w:eastAsia="游ゴシック" w:hAnsi="游ゴシック" w:hint="eastAsia"/>
+                <w:rFonts w:ascii="游ゴシック" w:eastAsia="游ゴシック" w:hAnsi="游ゴシック"/>
                 <w:sz w:val="20"/>
               </w:rPr>
             </w:pPr>
@@ -901,8 +943,6 @@
             </w:pPr>
           </w:p>
         </w:tc>
-        <w:bookmarkStart w:id="0" w:name="_GoBack"/>
-        <w:bookmarkEnd w:id="0"/>
       </w:tr>
       <w:tr>
         <w:trPr>
@@ -922,7 +962,7 @@
               <w:snapToGrid w:val="0"/>
               <w:jc w:val="center"/>
               <w:rPr>
-                <w:rFonts w:ascii="游ゴシック" w:eastAsia="游ゴシック" w:hAnsi="游ゴシック" w:hint="eastAsia"/>
+                <w:rFonts w:ascii="游ゴシック" w:eastAsia="游ゴシック" w:hAnsi="游ゴシック"/>
                 <w:sz w:val="20"/>
               </w:rPr>
             </w:pPr>
@@ -946,14 +986,21 @@
                 <w:rFonts w:ascii="游ゴシック" w:eastAsia="游ゴシック" w:hAnsi="游ゴシック" w:hint="eastAsia"/>
                 <w:sz w:val="20"/>
               </w:rPr>
-              <w:t>右</w:t>
-            </w:r>
-            <w:r>
-              <w:rPr>
-                <w:rFonts w:ascii="游ゴシック" w:eastAsia="游ゴシック" w:hAnsi="游ゴシック" w:hint="eastAsia"/>
-                <w:sz w:val="20"/>
-              </w:rPr>
-              <w:t>のドロップダウンボタンを押下する</w:t>
+              <w:t>右の</w:t>
+            </w:r>
+            <w:r>
+              <w:rPr>
+                <w:rFonts w:ascii="游ゴシック" w:eastAsia="游ゴシック" w:hAnsi="游ゴシック" w:hint="eastAsia"/>
+                <w:sz w:val="20"/>
+              </w:rPr>
+              <w:t>ドロップダウンリスト</w:t>
+            </w:r>
+            <w:r>
+              <w:rPr>
+                <w:rFonts w:ascii="游ゴシック" w:eastAsia="游ゴシック" w:hAnsi="游ゴシック" w:hint="eastAsia"/>
+                <w:sz w:val="20"/>
+              </w:rPr>
+              <w:t>を押下する</w:t>
             </w:r>
             <w:r>
               <w:rPr>
@@ -1005,7 +1052,7 @@
             <w:pPr>
               <w:snapToGrid w:val="0"/>
               <w:rPr>
-                <w:rFonts w:ascii="游ゴシック" w:eastAsia="游ゴシック" w:hAnsi="游ゴシック" w:hint="eastAsia"/>
+                <w:rFonts w:ascii="游ゴシック" w:eastAsia="游ゴシック" w:hAnsi="游ゴシック"/>
                 <w:sz w:val="20"/>
               </w:rPr>
             </w:pPr>
@@ -1084,7 +1131,7 @@
               <w:snapToGrid w:val="0"/>
               <w:jc w:val="center"/>
               <w:rPr>
-                <w:rFonts w:ascii="游ゴシック" w:eastAsia="游ゴシック" w:hAnsi="游ゴシック" w:hint="eastAsia"/>
+                <w:rFonts w:ascii="游ゴシック" w:eastAsia="游ゴシック" w:hAnsi="游ゴシック"/>
                 <w:sz w:val="20"/>
               </w:rPr>
             </w:pPr>
@@ -1108,28 +1155,35 @@
                 <w:rFonts w:ascii="游ゴシック" w:eastAsia="游ゴシック" w:hAnsi="游ゴシック" w:hint="eastAsia"/>
                 <w:sz w:val="20"/>
               </w:rPr>
-              <w:t>ドロップダウンボタンにそれぞれ、加入者I</w:t>
-            </w:r>
-            <w:r>
-              <w:rPr>
-                <w:rFonts w:ascii="游ゴシック" w:eastAsia="游ゴシック" w:hAnsi="游ゴシック"/>
-                <w:sz w:val="20"/>
-              </w:rPr>
-              <w:t>D</w:t>
-            </w:r>
-            <w:r>
-              <w:rPr>
-                <w:rFonts w:ascii="游ゴシック" w:eastAsia="游ゴシック" w:hAnsi="游ゴシック" w:hint="eastAsia"/>
-                <w:sz w:val="20"/>
-              </w:rPr>
-              <w:t>、昇順を選択し、検索ボタンを押下する</w:t>
-            </w:r>
-            <w:r>
-              <w:rPr>
-                <w:rFonts w:ascii="游ゴシック" w:eastAsia="游ゴシック" w:hAnsi="游ゴシック" w:hint="eastAsia"/>
-                <w:sz w:val="20"/>
-              </w:rPr>
-              <w:t>。</w:t>
+              <w:t>メールアドレス</w:t>
+            </w:r>
+            <w:r>
+              <w:rPr>
+                <w:rFonts w:ascii="游ゴシック" w:eastAsia="游ゴシック" w:hAnsi="游ゴシック" w:hint="eastAsia"/>
+                <w:sz w:val="20"/>
+              </w:rPr>
+              <w:t>、氏名にそれぞれ</w:t>
+            </w:r>
+            <w:r>
+              <w:rPr>
+                <w:rFonts w:ascii="游ゴシック" w:eastAsia="游ゴシック" w:hAnsi="游ゴシック" w:hint="eastAsia"/>
+                <w:sz w:val="20"/>
+              </w:rPr>
+              <w:t>一致したテキストを入力し、ドロップダウンリストにそれぞれ、</w:t>
+            </w:r>
+            <w:r>
+              <w:rPr>
+                <w:rFonts w:ascii="游ゴシック" w:eastAsia="游ゴシック" w:hAnsi="游ゴシック" w:hint="eastAsia"/>
+                <w:sz w:val="20"/>
+              </w:rPr>
+              <w:t>支払方法</w:t>
+            </w:r>
+            <w:r>
+              <w:rPr>
+                <w:rFonts w:ascii="游ゴシック" w:eastAsia="游ゴシック" w:hAnsi="游ゴシック" w:hint="eastAsia"/>
+                <w:sz w:val="20"/>
+              </w:rPr>
+              <w:t>、昇順を選択し、検索ボタンを押下する。</w:t>
             </w:r>
           </w:p>
         </w:tc>
@@ -1151,14 +1205,14 @@
                 <w:rFonts w:ascii="游ゴシック" w:eastAsia="游ゴシック" w:hAnsi="游ゴシック" w:hint="eastAsia"/>
                 <w:sz w:val="20"/>
               </w:rPr>
-              <w:t>検索結果が、加入者I</w:t>
-            </w:r>
-            <w:r>
-              <w:rPr>
-                <w:rFonts w:ascii="游ゴシック" w:eastAsia="游ゴシック" w:hAnsi="游ゴシック"/>
-                <w:sz w:val="20"/>
-              </w:rPr>
-              <w:t>D</w:t>
+              <w:t>検索結果に該当者が、</w:t>
+            </w:r>
+            <w:r>
+              <w:rPr>
+                <w:rFonts w:ascii="游ゴシック" w:eastAsia="游ゴシック" w:hAnsi="游ゴシック" w:hint="eastAsia"/>
+                <w:sz w:val="20"/>
+              </w:rPr>
+              <w:t>支払方法</w:t>
             </w:r>
             <w:r>
               <w:rPr>
@@ -1235,7 +1289,7 @@
               <w:snapToGrid w:val="0"/>
               <w:jc w:val="center"/>
               <w:rPr>
-                <w:rFonts w:ascii="游ゴシック" w:eastAsia="游ゴシック" w:hAnsi="游ゴシック" w:hint="eastAsia"/>
+                <w:rFonts w:ascii="游ゴシック" w:eastAsia="游ゴシック" w:hAnsi="游ゴシック"/>
                 <w:sz w:val="20"/>
               </w:rPr>
             </w:pPr>
@@ -1259,7 +1313,28 @@
                 <w:rFonts w:ascii="游ゴシック" w:eastAsia="游ゴシック" w:hAnsi="游ゴシック" w:hint="eastAsia"/>
                 <w:sz w:val="20"/>
               </w:rPr>
-              <w:t>ドロップダウンボタンにそれぞれ、加入者I</w:t>
+              <w:t>メールアドレス、氏名</w:t>
+            </w:r>
+            <w:r>
+              <w:rPr>
+                <w:rFonts w:ascii="游ゴシック" w:eastAsia="游ゴシック" w:hAnsi="游ゴシック" w:hint="eastAsia"/>
+                <w:sz w:val="20"/>
+              </w:rPr>
+              <w:t>を未入力にし</w:t>
+            </w:r>
+            <w:r>
+              <w:rPr>
+                <w:rFonts w:ascii="游ゴシック" w:eastAsia="游ゴシック" w:hAnsi="游ゴシック" w:hint="eastAsia"/>
+                <w:sz w:val="20"/>
+              </w:rPr>
+              <w:t>、ドロップダウンリストにそれぞれ、</w:t>
+            </w:r>
+            <w:r>
+              <w:rPr>
+                <w:rFonts w:ascii="游ゴシック" w:eastAsia="游ゴシック" w:hAnsi="游ゴシック" w:hint="eastAsia"/>
+                <w:sz w:val="20"/>
+              </w:rPr>
+              <w:t>加入者I</w:t>
             </w:r>
             <w:r>
               <w:rPr>
@@ -1280,21 +1355,14 @@
                 <w:rFonts w:ascii="游ゴシック" w:eastAsia="游ゴシック" w:hAnsi="游ゴシック" w:hint="eastAsia"/>
                 <w:sz w:val="20"/>
               </w:rPr>
-              <w:t>降</w:t>
-            </w:r>
-            <w:r>
-              <w:rPr>
-                <w:rFonts w:ascii="游ゴシック" w:eastAsia="游ゴシック" w:hAnsi="游ゴシック" w:hint="eastAsia"/>
-                <w:sz w:val="20"/>
-              </w:rPr>
-              <w:t>順を選択し、検索ボタンを押下する</w:t>
-            </w:r>
-            <w:r>
-              <w:rPr>
-                <w:rFonts w:ascii="游ゴシック" w:eastAsia="游ゴシック" w:hAnsi="游ゴシック" w:hint="eastAsia"/>
-                <w:sz w:val="20"/>
-              </w:rPr>
-              <w:t>。</w:t>
+              <w:t>昇順</w:t>
+            </w:r>
+            <w:r>
+              <w:rPr>
+                <w:rFonts w:ascii="游ゴシック" w:eastAsia="游ゴシック" w:hAnsi="游ゴシック" w:hint="eastAsia"/>
+                <w:sz w:val="20"/>
+              </w:rPr>
+              <w:t>を選択し、検索ボタンを押下する。</w:t>
             </w:r>
           </w:p>
         </w:tc>
@@ -1316,7 +1384,14 @@
                 <w:rFonts w:ascii="游ゴシック" w:eastAsia="游ゴシック" w:hAnsi="游ゴシック" w:hint="eastAsia"/>
                 <w:sz w:val="20"/>
               </w:rPr>
-              <w:t>検索結果が、加入者I</w:t>
+              <w:t>検索結果に該当者が、</w:t>
+            </w:r>
+            <w:r>
+              <w:rPr>
+                <w:rFonts w:ascii="游ゴシック" w:eastAsia="游ゴシック" w:hAnsi="游ゴシック" w:hint="eastAsia"/>
+                <w:sz w:val="20"/>
+              </w:rPr>
+              <w:t>加入者I</w:t>
             </w:r>
             <w:r>
               <w:rPr>
@@ -1330,21 +1405,7 @@
                 <w:rFonts w:ascii="游ゴシック" w:eastAsia="游ゴシック" w:hAnsi="游ゴシック" w:hint="eastAsia"/>
                 <w:sz w:val="20"/>
               </w:rPr>
-              <w:t>に対して</w:t>
-            </w:r>
-            <w:r>
-              <w:rPr>
-                <w:rFonts w:ascii="游ゴシック" w:eastAsia="游ゴシック" w:hAnsi="游ゴシック" w:hint="eastAsia"/>
-                <w:sz w:val="20"/>
-              </w:rPr>
-              <w:t>降順</w:t>
-            </w:r>
-            <w:r>
-              <w:rPr>
-                <w:rFonts w:ascii="游ゴシック" w:eastAsia="游ゴシック" w:hAnsi="游ゴシック" w:hint="eastAsia"/>
-                <w:sz w:val="20"/>
-              </w:rPr>
-              <w:t>で表示されていること。</w:t>
+              <w:t>に対して昇順で表示されていること。</w:t>
             </w:r>
           </w:p>
         </w:tc>
@@ -1414,7 +1475,7 @@
               <w:snapToGrid w:val="0"/>
               <w:jc w:val="center"/>
               <w:rPr>
-                <w:rFonts w:ascii="游ゴシック" w:eastAsia="游ゴシック" w:hAnsi="游ゴシック" w:hint="eastAsia"/>
+                <w:rFonts w:ascii="游ゴシック" w:eastAsia="游ゴシック" w:hAnsi="游ゴシック"/>
                 <w:sz w:val="20"/>
               </w:rPr>
             </w:pPr>
@@ -1429,37 +1490,59 @@
             <w:pPr>
               <w:snapToGrid w:val="0"/>
               <w:rPr>
-                <w:rFonts w:ascii="游ゴシック" w:eastAsia="游ゴシック" w:hAnsi="游ゴシック" w:hint="eastAsia"/>
-                <w:sz w:val="20"/>
-              </w:rPr>
-            </w:pPr>
-            <w:r>
-              <w:rPr>
-                <w:rFonts w:ascii="游ゴシック" w:eastAsia="游ゴシック" w:hAnsi="游ゴシック" w:hint="eastAsia"/>
-                <w:sz w:val="20"/>
-              </w:rPr>
-              <w:t>ドロップダウンボタンにそれぞれ、</w:t>
-            </w:r>
-            <w:r>
-              <w:rPr>
-                <w:rFonts w:ascii="游ゴシック" w:eastAsia="游ゴシック" w:hAnsi="游ゴシック" w:hint="eastAsia"/>
-                <w:sz w:val="20"/>
-              </w:rPr>
-              <w:t>メールアドレス</w:t>
-            </w:r>
-            <w:r>
-              <w:rPr>
-                <w:rFonts w:ascii="游ゴシック" w:eastAsia="游ゴシック" w:hAnsi="游ゴシック" w:hint="eastAsia"/>
-                <w:sz w:val="20"/>
-              </w:rPr>
-              <w:t>、昇順を選択し、検索ボタンを押下する</w:t>
-            </w:r>
-            <w:r>
-              <w:rPr>
-                <w:rFonts w:ascii="游ゴシック" w:eastAsia="游ゴシック" w:hAnsi="游ゴシック" w:hint="eastAsia"/>
-                <w:sz w:val="20"/>
-              </w:rPr>
-              <w:t>。</w:t>
+                <w:rFonts w:ascii="游ゴシック" w:eastAsia="游ゴシック" w:hAnsi="游ゴシック"/>
+                <w:sz w:val="20"/>
+              </w:rPr>
+            </w:pPr>
+            <w:r>
+              <w:rPr>
+                <w:rFonts w:ascii="游ゴシック" w:eastAsia="游ゴシック" w:hAnsi="游ゴシック" w:hint="eastAsia"/>
+                <w:sz w:val="20"/>
+              </w:rPr>
+              <w:t>氏名のみ一致したテキストを入力し、</w:t>
+            </w:r>
+            <w:r>
+              <w:rPr>
+                <w:rFonts w:ascii="游ゴシック" w:eastAsia="游ゴシック" w:hAnsi="游ゴシック" w:hint="eastAsia"/>
+                <w:sz w:val="20"/>
+              </w:rPr>
+              <w:t>ドロップダウンリス</w:t>
+            </w:r>
+            <w:r>
+              <w:rPr>
+                <w:rFonts w:ascii="游ゴシック" w:eastAsia="游ゴシック" w:hAnsi="游ゴシック" w:hint="eastAsia"/>
+                <w:sz w:val="20"/>
+              </w:rPr>
+              <w:lastRenderedPageBreak/>
+              <w:t>トにそれぞれ、</w:t>
+            </w:r>
+            <w:r>
+              <w:rPr>
+                <w:rFonts w:ascii="游ゴシック" w:eastAsia="游ゴシック" w:hAnsi="游ゴシック" w:hint="eastAsia"/>
+                <w:sz w:val="20"/>
+              </w:rPr>
+              <w:t>氏名</w:t>
+            </w:r>
+            <w:r>
+              <w:rPr>
+                <w:rFonts w:ascii="游ゴシック" w:eastAsia="游ゴシック" w:hAnsi="游ゴシック" w:hint="eastAsia"/>
+                <w:sz w:val="20"/>
+              </w:rPr>
+              <w:t>、</w:t>
+            </w:r>
+            <w:r>
+              <w:rPr>
+                <w:rFonts w:ascii="游ゴシック" w:eastAsia="游ゴシック" w:hAnsi="游ゴシック" w:hint="eastAsia"/>
+                <w:sz w:val="20"/>
+              </w:rPr>
+              <w:t>降順</w:t>
+            </w:r>
+            <w:r>
+              <w:rPr>
+                <w:rFonts w:ascii="游ゴシック" w:eastAsia="游ゴシック" w:hAnsi="游ゴシック" w:hint="eastAsia"/>
+                <w:sz w:val="20"/>
+              </w:rPr>
+              <w:t>を選択し、検索ボタンを押下する。</w:t>
             </w:r>
           </w:p>
         </w:tc>
@@ -1472,30 +1555,67 @@
             <w:pPr>
               <w:snapToGrid w:val="0"/>
               <w:rPr>
-                <w:rFonts w:ascii="游ゴシック" w:eastAsia="游ゴシック" w:hAnsi="游ゴシック" w:hint="eastAsia"/>
-                <w:sz w:val="20"/>
-              </w:rPr>
-            </w:pPr>
-            <w:r>
-              <w:rPr>
-                <w:rFonts w:ascii="游ゴシック" w:eastAsia="游ゴシック" w:hAnsi="游ゴシック" w:hint="eastAsia"/>
-                <w:sz w:val="20"/>
-              </w:rPr>
-              <w:t>検索結果が、</w:t>
-            </w:r>
-            <w:r>
-              <w:rPr>
-                <w:rFonts w:ascii="游ゴシック" w:eastAsia="游ゴシック" w:hAnsi="游ゴシック" w:hint="eastAsia"/>
-                <w:sz w:val="20"/>
-              </w:rPr>
-              <w:t>メールアドレス</w:t>
-            </w:r>
-            <w:r>
-              <w:rPr>
-                <w:rFonts w:ascii="游ゴシック" w:eastAsia="游ゴシック" w:hAnsi="游ゴシック" w:hint="eastAsia"/>
-                <w:sz w:val="20"/>
-              </w:rPr>
-              <w:t>に対して昇順で表示されていること。</w:t>
+                <w:rFonts w:ascii="游ゴシック" w:eastAsia="游ゴシック" w:hAnsi="游ゴシック"/>
+                <w:sz w:val="20"/>
+              </w:rPr>
+            </w:pPr>
+            <w:r>
+              <w:rPr>
+                <w:rFonts w:ascii="游ゴシック" w:eastAsia="游ゴシック" w:hAnsi="游ゴシック" w:hint="eastAsia"/>
+                <w:sz w:val="20"/>
+              </w:rPr>
+              <w:lastRenderedPageBreak/>
+              <w:t>検索結果</w:t>
+            </w:r>
+            <w:r>
+              <w:rPr>
+                <w:rFonts w:ascii="游ゴシック" w:eastAsia="游ゴシック" w:hAnsi="游ゴシック" w:hint="eastAsia"/>
+                <w:sz w:val="20"/>
+              </w:rPr>
+              <w:t>に該当者</w:t>
+            </w:r>
+            <w:r>
+              <w:rPr>
+                <w:rFonts w:ascii="游ゴシック" w:eastAsia="游ゴシック" w:hAnsi="游ゴシック" w:hint="eastAsia"/>
+                <w:sz w:val="20"/>
+              </w:rPr>
+              <w:t>が、</w:t>
+            </w:r>
+            <w:r>
+              <w:rPr>
+                <w:rFonts w:ascii="游ゴシック" w:eastAsia="游ゴシック" w:hAnsi="游ゴシック" w:hint="eastAsia"/>
+                <w:sz w:val="20"/>
+              </w:rPr>
+              <w:t>氏名</w:t>
+            </w:r>
+            <w:r>
+              <w:rPr>
+                <w:rFonts w:ascii="游ゴシック" w:eastAsia="游ゴシック" w:hAnsi="游ゴシック" w:hint="eastAsia"/>
+                <w:sz w:val="20"/>
+              </w:rPr>
+              <w:t>に対して</w:t>
+            </w:r>
+            <w:r>
+              <w:rPr>
+                <w:rFonts w:ascii="游ゴシック" w:eastAsia="游ゴシック" w:hAnsi="游ゴシック" w:hint="eastAsia"/>
+                <w:sz w:val="20"/>
+              </w:rPr>
+              <w:t>降順</w:t>
+            </w:r>
+            <w:r>
+              <w:rPr>
+                <w:rFonts w:ascii="游ゴシック" w:eastAsia="游ゴシック" w:hAnsi="游ゴシック" w:hint="eastAsia"/>
+                <w:sz w:val="20"/>
+              </w:rPr>
+              <w:t>で表示されて</w:t>
+            </w:r>
+            <w:r>
+              <w:rPr>
+                <w:rFonts w:ascii="游ゴシック" w:eastAsia="游ゴシック" w:hAnsi="游ゴシック" w:hint="eastAsia"/>
+                <w:sz w:val="20"/>
+              </w:rPr>
+              <w:lastRenderedPageBreak/>
+              <w:t>いること。</w:t>
             </w:r>
           </w:p>
         </w:tc>
@@ -1565,7 +1685,7 @@
               <w:snapToGrid w:val="0"/>
               <w:jc w:val="center"/>
               <w:rPr>
-                <w:rFonts w:ascii="游ゴシック" w:eastAsia="游ゴシック" w:hAnsi="游ゴシック" w:hint="eastAsia"/>
+                <w:rFonts w:ascii="游ゴシック" w:eastAsia="游ゴシック" w:hAnsi="游ゴシック"/>
                 <w:sz w:val="20"/>
               </w:rPr>
             </w:pPr>
@@ -1580,16 +1700,30 @@
             <w:pPr>
               <w:snapToGrid w:val="0"/>
               <w:rPr>
-                <w:rFonts w:ascii="游ゴシック" w:eastAsia="游ゴシック" w:hAnsi="游ゴシック" w:hint="eastAsia"/>
-                <w:sz w:val="20"/>
-              </w:rPr>
-            </w:pPr>
-            <w:r>
-              <w:rPr>
-                <w:rFonts w:ascii="游ゴシック" w:eastAsia="游ゴシック" w:hAnsi="游ゴシック" w:hint="eastAsia"/>
-                <w:sz w:val="20"/>
-              </w:rPr>
-              <w:t>ドロップダウンボタンにそれぞれ、メールアドレス、</w:t>
+                <w:rFonts w:ascii="游ゴシック" w:eastAsia="游ゴシック" w:hAnsi="游ゴシック"/>
+                <w:sz w:val="20"/>
+              </w:rPr>
+            </w:pPr>
+            <w:r>
+              <w:rPr>
+                <w:rFonts w:ascii="游ゴシック" w:eastAsia="游ゴシック" w:hAnsi="游ゴシック" w:hint="eastAsia"/>
+                <w:sz w:val="20"/>
+              </w:rPr>
+              <w:t>メールアドレス、氏名を未入力にし、ドロップダウンリストにそれぞれ、</w:t>
+            </w:r>
+            <w:r>
+              <w:rPr>
+                <w:rFonts w:ascii="游ゴシック" w:eastAsia="游ゴシック" w:hAnsi="游ゴシック" w:hint="eastAsia"/>
+                <w:sz w:val="20"/>
+              </w:rPr>
+              <w:t>メールアドレス</w:t>
+            </w:r>
+            <w:r>
+              <w:rPr>
+                <w:rFonts w:ascii="游ゴシック" w:eastAsia="游ゴシック" w:hAnsi="游ゴシック" w:hint="eastAsia"/>
+                <w:sz w:val="20"/>
+              </w:rPr>
+              <w:t>、</w:t>
             </w:r>
             <w:r>
               <w:rPr>
@@ -1603,15 +1737,7 @@
                 <w:rFonts w:ascii="游ゴシック" w:eastAsia="游ゴシック" w:hAnsi="游ゴシック" w:hint="eastAsia"/>
                 <w:sz w:val="20"/>
               </w:rPr>
-              <w:lastRenderedPageBreak/>
-              <w:t>を選択し、検索ボタンを押下する</w:t>
-            </w:r>
-            <w:r>
-              <w:rPr>
-                <w:rFonts w:ascii="游ゴシック" w:eastAsia="游ゴシック" w:hAnsi="游ゴシック" w:hint="eastAsia"/>
-                <w:sz w:val="20"/>
-              </w:rPr>
-              <w:t>。</w:t>
+              <w:t>を選択し、検索ボタンを押下する。</w:t>
             </w:r>
           </w:p>
         </w:tc>
@@ -1624,17 +1750,16 @@
             <w:pPr>
               <w:snapToGrid w:val="0"/>
               <w:rPr>
-                <w:rFonts w:ascii="游ゴシック" w:eastAsia="游ゴシック" w:hAnsi="游ゴシック" w:hint="eastAsia"/>
-                <w:sz w:val="20"/>
-              </w:rPr>
-            </w:pPr>
-            <w:r>
-              <w:rPr>
-                <w:rFonts w:ascii="游ゴシック" w:eastAsia="游ゴシック" w:hAnsi="游ゴシック" w:hint="eastAsia"/>
-                <w:sz w:val="20"/>
-              </w:rPr>
-              <w:lastRenderedPageBreak/>
-              <w:t>検索結果が、</w:t>
+                <w:rFonts w:ascii="游ゴシック" w:eastAsia="游ゴシック" w:hAnsi="游ゴシック"/>
+                <w:sz w:val="20"/>
+              </w:rPr>
+            </w:pPr>
+            <w:r>
+              <w:rPr>
+                <w:rFonts w:ascii="游ゴシック" w:eastAsia="游ゴシック" w:hAnsi="游ゴシック" w:hint="eastAsia"/>
+                <w:sz w:val="20"/>
+              </w:rPr>
+              <w:t>検索結果に該当者が、</w:t>
             </w:r>
             <w:r>
               <w:rPr>
@@ -1648,29 +1773,7 @@
                 <w:rFonts w:ascii="游ゴシック" w:eastAsia="游ゴシック" w:hAnsi="游ゴシック" w:hint="eastAsia"/>
                 <w:sz w:val="20"/>
               </w:rPr>
-              <w:t>に対して</w:t>
-            </w:r>
-            <w:r>
-              <w:rPr>
-                <w:rFonts w:ascii="游ゴシック" w:eastAsia="游ゴシック" w:hAnsi="游ゴシック" w:hint="eastAsia"/>
-                <w:sz w:val="20"/>
-              </w:rPr>
-              <w:t>降順</w:t>
-            </w:r>
-            <w:r>
-              <w:rPr>
-                <w:rFonts w:ascii="游ゴシック" w:eastAsia="游ゴシック" w:hAnsi="游ゴシック" w:hint="eastAsia"/>
-                <w:sz w:val="20"/>
-              </w:rPr>
-              <w:t>で表示され</w:t>
-            </w:r>
-            <w:r>
-              <w:rPr>
-                <w:rFonts w:ascii="游ゴシック" w:eastAsia="游ゴシック" w:hAnsi="游ゴシック" w:hint="eastAsia"/>
-                <w:sz w:val="20"/>
-              </w:rPr>
-              <w:lastRenderedPageBreak/>
-              <w:t>ていること。</w:t>
+              <w:t>に対して降順で表示されていること。</w:t>
             </w:r>
           </w:p>
         </w:tc>
@@ -1740,7 +1843,7 @@
               <w:snapToGrid w:val="0"/>
               <w:jc w:val="center"/>
               <w:rPr>
-                <w:rFonts w:ascii="游ゴシック" w:eastAsia="游ゴシック" w:hAnsi="游ゴシック" w:hint="eastAsia"/>
+                <w:rFonts w:ascii="游ゴシック" w:eastAsia="游ゴシック" w:hAnsi="游ゴシック"/>
                 <w:sz w:val="20"/>
               </w:rPr>
             </w:pPr>
@@ -1764,28 +1867,21 @@
                 <w:rFonts w:ascii="游ゴシック" w:eastAsia="游ゴシック" w:hAnsi="游ゴシック" w:hint="eastAsia"/>
                 <w:sz w:val="20"/>
               </w:rPr>
-              <w:t>ドロップダウンボタンにそれぞれ、</w:t>
-            </w:r>
-            <w:r>
-              <w:rPr>
-                <w:rFonts w:ascii="游ゴシック" w:eastAsia="游ゴシック" w:hAnsi="游ゴシック" w:hint="eastAsia"/>
-                <w:sz w:val="20"/>
-              </w:rPr>
-              <w:t>氏名</w:t>
-            </w:r>
-            <w:r>
-              <w:rPr>
-                <w:rFonts w:ascii="游ゴシック" w:eastAsia="游ゴシック" w:hAnsi="游ゴシック" w:hint="eastAsia"/>
-                <w:sz w:val="20"/>
-              </w:rPr>
-              <w:t>、昇順を選択し、検索ボタンを押下する</w:t>
-            </w:r>
-            <w:r>
-              <w:rPr>
-                <w:rFonts w:ascii="游ゴシック" w:eastAsia="游ゴシック" w:hAnsi="游ゴシック" w:hint="eastAsia"/>
-                <w:sz w:val="20"/>
-              </w:rPr>
-              <w:t>。</w:t>
+              <w:t>メールアドレス、氏名にそれぞれ一致したテキストを入力し、ドロップダウンリストにそれぞれ、</w:t>
+            </w:r>
+            <w:r>
+              <w:rPr>
+                <w:rFonts w:ascii="游ゴシック" w:eastAsia="游ゴシック" w:hAnsi="游ゴシック" w:hint="eastAsia"/>
+                <w:sz w:val="20"/>
+              </w:rPr>
+              <w:t>メールアドレス</w:t>
+            </w:r>
+            <w:r>
+              <w:rPr>
+                <w:rFonts w:ascii="游ゴシック" w:eastAsia="游ゴシック" w:hAnsi="游ゴシック" w:hint="eastAsia"/>
+                <w:sz w:val="20"/>
+              </w:rPr>
+              <w:t>、昇順を選択し、検索ボタンを押下する。</w:t>
             </w:r>
           </w:p>
         </w:tc>
@@ -1807,21 +1903,7 @@
                 <w:rFonts w:ascii="游ゴシック" w:eastAsia="游ゴシック" w:hAnsi="游ゴシック" w:hint="eastAsia"/>
                 <w:sz w:val="20"/>
               </w:rPr>
-              <w:t>検索結果が、</w:t>
-            </w:r>
-            <w:r>
-              <w:rPr>
-                <w:rFonts w:ascii="游ゴシック" w:eastAsia="游ゴシック" w:hAnsi="游ゴシック" w:hint="eastAsia"/>
-                <w:sz w:val="20"/>
-              </w:rPr>
-              <w:t>氏名</w:t>
-            </w:r>
-            <w:r>
-              <w:rPr>
-                <w:rFonts w:ascii="游ゴシック" w:eastAsia="游ゴシック" w:hAnsi="游ゴシック" w:hint="eastAsia"/>
-                <w:sz w:val="20"/>
-              </w:rPr>
-              <w:t>に対して昇順で表示されていること。</w:t>
+              <w:t>検索結果に該当者が、メールアドレスに対して昇順で表示されていること。</w:t>
             </w:r>
           </w:p>
         </w:tc>
@@ -1891,7 +1973,7 @@
               <w:snapToGrid w:val="0"/>
               <w:jc w:val="center"/>
               <w:rPr>
-                <w:rFonts w:ascii="游ゴシック" w:eastAsia="游ゴシック" w:hAnsi="游ゴシック" w:hint="eastAsia"/>
+                <w:rFonts w:ascii="游ゴシック" w:eastAsia="游ゴシック" w:hAnsi="游ゴシック"/>
                 <w:sz w:val="20"/>
               </w:rPr>
             </w:pPr>
@@ -1906,16 +1988,23 @@
             <w:pPr>
               <w:snapToGrid w:val="0"/>
               <w:rPr>
-                <w:rFonts w:ascii="游ゴシック" w:eastAsia="游ゴシック" w:hAnsi="游ゴシック" w:hint="eastAsia"/>
-                <w:sz w:val="20"/>
-              </w:rPr>
-            </w:pPr>
-            <w:r>
-              <w:rPr>
-                <w:rFonts w:ascii="游ゴシック" w:eastAsia="游ゴシック" w:hAnsi="游ゴシック" w:hint="eastAsia"/>
-                <w:sz w:val="20"/>
-              </w:rPr>
-              <w:t>ドロップダウンボタンにそれぞれ、</w:t>
+                <w:rFonts w:ascii="游ゴシック" w:eastAsia="游ゴシック" w:hAnsi="游ゴシック"/>
+                <w:sz w:val="20"/>
+              </w:rPr>
+            </w:pPr>
+            <w:r>
+              <w:rPr>
+                <w:rFonts w:ascii="游ゴシック" w:eastAsia="游ゴシック" w:hAnsi="游ゴシック" w:hint="eastAsia"/>
+                <w:sz w:val="20"/>
+              </w:rPr>
+              <w:t>メールアドレスのみ</w:t>
+            </w:r>
+            <w:r>
+              <w:rPr>
+                <w:rFonts w:ascii="游ゴシック" w:eastAsia="游ゴシック" w:hAnsi="游ゴシック" w:hint="eastAsia"/>
+                <w:sz w:val="20"/>
+              </w:rPr>
+              <w:t>一致したテキストを入力し、ドロップダウンリストにそれぞれ、</w:t>
             </w:r>
             <w:r>
               <w:rPr>
@@ -1929,28 +2018,7 @@
                 <w:rFonts w:ascii="游ゴシック" w:eastAsia="游ゴシック" w:hAnsi="游ゴシック" w:hint="eastAsia"/>
                 <w:sz w:val="20"/>
               </w:rPr>
-              <w:t>、</w:t>
-            </w:r>
-            <w:r>
-              <w:rPr>
-                <w:rFonts w:ascii="游ゴシック" w:eastAsia="游ゴシック" w:hAnsi="游ゴシック" w:hint="eastAsia"/>
-                <w:sz w:val="20"/>
-              </w:rPr>
-              <w:t>降順</w:t>
-            </w:r>
-            <w:r>
-              <w:rPr>
-                <w:rFonts w:ascii="游ゴシック" w:eastAsia="游ゴシック" w:hAnsi="游ゴシック" w:hint="eastAsia"/>
-                <w:sz w:val="20"/>
-              </w:rPr>
-              <w:t>を選択し、検索ボタンを押下する</w:t>
-            </w:r>
-            <w:r>
-              <w:rPr>
-                <w:rFonts w:ascii="游ゴシック" w:eastAsia="游ゴシック" w:hAnsi="游ゴシック" w:hint="eastAsia"/>
-                <w:sz w:val="20"/>
-              </w:rPr>
-              <w:t>。</w:t>
+              <w:t>、昇順を選択し、検索ボタンを押下する。</w:t>
             </w:r>
           </w:p>
         </w:tc>
@@ -1963,16 +2031,16 @@
             <w:pPr>
               <w:snapToGrid w:val="0"/>
               <w:rPr>
-                <w:rFonts w:ascii="游ゴシック" w:eastAsia="游ゴシック" w:hAnsi="游ゴシック" w:hint="eastAsia"/>
-                <w:sz w:val="20"/>
-              </w:rPr>
-            </w:pPr>
-            <w:r>
-              <w:rPr>
-                <w:rFonts w:ascii="游ゴシック" w:eastAsia="游ゴシック" w:hAnsi="游ゴシック" w:hint="eastAsia"/>
-                <w:sz w:val="20"/>
-              </w:rPr>
-              <w:t>検索結果が、</w:t>
+                <w:rFonts w:ascii="游ゴシック" w:eastAsia="游ゴシック" w:hAnsi="游ゴシック"/>
+                <w:sz w:val="20"/>
+              </w:rPr>
+            </w:pPr>
+            <w:r>
+              <w:rPr>
+                <w:rFonts w:ascii="游ゴシック" w:eastAsia="游ゴシック" w:hAnsi="游ゴシック" w:hint="eastAsia"/>
+                <w:sz w:val="20"/>
+              </w:rPr>
+              <w:t>検索結果に該当者が、</w:t>
             </w:r>
             <w:r>
               <w:rPr>
@@ -1986,21 +2054,7 @@
                 <w:rFonts w:ascii="游ゴシック" w:eastAsia="游ゴシック" w:hAnsi="游ゴシック" w:hint="eastAsia"/>
                 <w:sz w:val="20"/>
               </w:rPr>
-              <w:t>に対して</w:t>
-            </w:r>
-            <w:r>
-              <w:rPr>
-                <w:rFonts w:ascii="游ゴシック" w:eastAsia="游ゴシック" w:hAnsi="游ゴシック" w:hint="eastAsia"/>
-                <w:sz w:val="20"/>
-              </w:rPr>
-              <w:t>降順</w:t>
-            </w:r>
-            <w:r>
-              <w:rPr>
-                <w:rFonts w:ascii="游ゴシック" w:eastAsia="游ゴシック" w:hAnsi="游ゴシック" w:hint="eastAsia"/>
-                <w:sz w:val="20"/>
-              </w:rPr>
-              <w:t>で表示されていること。</w:t>
+              <w:t>に対して昇順で表示されていること。</w:t>
             </w:r>
           </w:p>
         </w:tc>
@@ -2070,7 +2124,7 @@
               <w:snapToGrid w:val="0"/>
               <w:jc w:val="center"/>
               <w:rPr>
-                <w:rFonts w:ascii="游ゴシック" w:eastAsia="游ゴシック" w:hAnsi="游ゴシック" w:hint="eastAsia"/>
+                <w:rFonts w:ascii="游ゴシック" w:eastAsia="游ゴシック" w:hAnsi="游ゴシック"/>
                 <w:sz w:val="20"/>
               </w:rPr>
             </w:pPr>
@@ -2094,7 +2148,7 @@
                 <w:rFonts w:ascii="游ゴシック" w:eastAsia="游ゴシック" w:hAnsi="游ゴシック" w:hint="eastAsia"/>
                 <w:sz w:val="20"/>
               </w:rPr>
-              <w:t>ドロップダウンボタンにそれぞれ、</w:t>
+              <w:t>メールアドレスのみ一致したテキストを入力し、ドロップダウンリストにそれぞれ、</w:t>
             </w:r>
             <w:r>
               <w:rPr>
@@ -2108,14 +2162,21 @@
                 <w:rFonts w:ascii="游ゴシック" w:eastAsia="游ゴシック" w:hAnsi="游ゴシック" w:hint="eastAsia"/>
                 <w:sz w:val="20"/>
               </w:rPr>
-              <w:t>、昇順を選択し、検索ボタンを押下する</w:t>
-            </w:r>
-            <w:r>
-              <w:rPr>
-                <w:rFonts w:ascii="游ゴシック" w:eastAsia="游ゴシック" w:hAnsi="游ゴシック" w:hint="eastAsia"/>
-                <w:sz w:val="20"/>
-              </w:rPr>
-              <w:t>。</w:t>
+              <w:t>、</w:t>
+            </w:r>
+            <w:r>
+              <w:rPr>
+                <w:rFonts w:ascii="游ゴシック" w:eastAsia="游ゴシック" w:hAnsi="游ゴシック" w:hint="eastAsia"/>
+                <w:sz w:val="20"/>
+              </w:rPr>
+              <w:t>降順</w:t>
+            </w:r>
+            <w:r>
+              <w:rPr>
+                <w:rFonts w:ascii="游ゴシック" w:eastAsia="游ゴシック" w:hAnsi="游ゴシック" w:hint="eastAsia"/>
+                <w:sz w:val="20"/>
+              </w:rPr>
+              <w:t>を選択し、検索ボタンを押下する。</w:t>
             </w:r>
           </w:p>
         </w:tc>
@@ -2137,7 +2198,7 @@
                 <w:rFonts w:ascii="游ゴシック" w:eastAsia="游ゴシック" w:hAnsi="游ゴシック" w:hint="eastAsia"/>
                 <w:sz w:val="20"/>
               </w:rPr>
-              <w:t>検索結果が、</w:t>
+              <w:t>検索結果に該当者が、</w:t>
             </w:r>
             <w:r>
               <w:rPr>
@@ -2151,7 +2212,21 @@
                 <w:rFonts w:ascii="游ゴシック" w:eastAsia="游ゴシック" w:hAnsi="游ゴシック" w:hint="eastAsia"/>
                 <w:sz w:val="20"/>
               </w:rPr>
-              <w:t>に対して昇順で表示されていること。</w:t>
+              <w:t>に対して</w:t>
+            </w:r>
+            <w:r>
+              <w:rPr>
+                <w:rFonts w:ascii="游ゴシック" w:eastAsia="游ゴシック" w:hAnsi="游ゴシック" w:hint="eastAsia"/>
+                <w:sz w:val="20"/>
+              </w:rPr>
+              <w:t>降順</w:t>
+            </w:r>
+            <w:r>
+              <w:rPr>
+                <w:rFonts w:ascii="游ゴシック" w:eastAsia="游ゴシック" w:hAnsi="游ゴシック" w:hint="eastAsia"/>
+                <w:sz w:val="20"/>
+              </w:rPr>
+              <w:t>で表示されていること。</w:t>
             </w:r>
           </w:p>
         </w:tc>
@@ -2221,7 +2296,7 @@
               <w:snapToGrid w:val="0"/>
               <w:jc w:val="center"/>
               <w:rPr>
-                <w:rFonts w:ascii="游ゴシック" w:eastAsia="游ゴシック" w:hAnsi="游ゴシック" w:hint="eastAsia"/>
+                <w:rFonts w:ascii="游ゴシック" w:eastAsia="游ゴシック" w:hAnsi="游ゴシック"/>
                 <w:sz w:val="20"/>
               </w:rPr>
             </w:pPr>
@@ -2236,16 +2311,66 @@
             <w:pPr>
               <w:snapToGrid w:val="0"/>
               <w:rPr>
-                <w:rFonts w:ascii="游ゴシック" w:eastAsia="游ゴシック" w:hAnsi="游ゴシック" w:hint="eastAsia"/>
-                <w:sz w:val="20"/>
-              </w:rPr>
-            </w:pPr>
-            <w:r>
-              <w:rPr>
-                <w:rFonts w:ascii="游ゴシック" w:eastAsia="游ゴシック" w:hAnsi="游ゴシック" w:hint="eastAsia"/>
-                <w:sz w:val="20"/>
-              </w:rPr>
-              <w:t>ドロップダウンボタンにそれぞれ、</w:t>
+                <w:rFonts w:ascii="游ゴシック" w:eastAsia="游ゴシック" w:hAnsi="游ゴシック"/>
+                <w:sz w:val="20"/>
+              </w:rPr>
+            </w:pPr>
+            <w:r>
+              <w:rPr>
+                <w:rFonts w:ascii="游ゴシック" w:eastAsia="游ゴシック" w:hAnsi="游ゴシック" w:hint="eastAsia"/>
+                <w:sz w:val="20"/>
+              </w:rPr>
+              <w:t>氏名</w:t>
+            </w:r>
+            <w:r>
+              <w:rPr>
+                <w:rFonts w:ascii="游ゴシック" w:eastAsia="游ゴシック" w:hAnsi="游ゴシック" w:hint="eastAsia"/>
+                <w:sz w:val="20"/>
+              </w:rPr>
+              <w:t>のみ一致したテキストを入力し、ドロップダウンリストにそれぞれ、加入日、</w:t>
+            </w:r>
+            <w:r>
+              <w:rPr>
+                <w:rFonts w:ascii="游ゴシック" w:eastAsia="游ゴシック" w:hAnsi="游ゴシック" w:hint="eastAsia"/>
+                <w:sz w:val="20"/>
+              </w:rPr>
+              <w:t>昇順を</w:t>
+            </w:r>
+            <w:r>
+              <w:rPr>
+                <w:rFonts w:ascii="游ゴシック" w:eastAsia="游ゴシック" w:hAnsi="游ゴシック" w:hint="eastAsia"/>
+                <w:sz w:val="20"/>
+              </w:rPr>
+              <w:t>選択し、検索ボタンを押下する。</w:t>
+            </w:r>
+          </w:p>
+        </w:tc>
+        <w:tc>
+          <w:tcPr>
+            <w:tcW w:w="4935" w:type="dxa"/>
+            <w:vAlign w:val="center"/>
+          </w:tcPr>
+          <w:p>
+            <w:pPr>
+              <w:snapToGrid w:val="0"/>
+              <w:rPr>
+                <w:rFonts w:ascii="游ゴシック" w:eastAsia="游ゴシック" w:hAnsi="游ゴシック"/>
+                <w:sz w:val="20"/>
+              </w:rPr>
+            </w:pPr>
+            <w:r>
+              <w:rPr>
+                <w:rFonts w:ascii="游ゴシック" w:eastAsia="游ゴシック" w:hAnsi="游ゴシック" w:hint="eastAsia"/>
+                <w:sz w:val="20"/>
+              </w:rPr>
+              <w:t>検索結果に該当者が</w:t>
+            </w:r>
+            <w:r>
+              <w:rPr>
+                <w:rFonts w:ascii="游ゴシック" w:eastAsia="游ゴシック" w:hAnsi="游ゴシック" w:hint="eastAsia"/>
+                <w:sz w:val="20"/>
+              </w:rPr>
+              <w:t>、</w:t>
             </w:r>
             <w:r>
               <w:rPr>
@@ -2259,78 +2384,7 @@
                 <w:rFonts w:ascii="游ゴシック" w:eastAsia="游ゴシック" w:hAnsi="游ゴシック" w:hint="eastAsia"/>
                 <w:sz w:val="20"/>
               </w:rPr>
-              <w:t>、</w:t>
-            </w:r>
-            <w:r>
-              <w:rPr>
-                <w:rFonts w:ascii="游ゴシック" w:eastAsia="游ゴシック" w:hAnsi="游ゴシック" w:hint="eastAsia"/>
-                <w:sz w:val="20"/>
-              </w:rPr>
-              <w:t>降順</w:t>
-            </w:r>
-            <w:r>
-              <w:rPr>
-                <w:rFonts w:ascii="游ゴシック" w:eastAsia="游ゴシック" w:hAnsi="游ゴシック" w:hint="eastAsia"/>
-                <w:sz w:val="20"/>
-              </w:rPr>
-              <w:t>を選択し、検索ボタンを押下する</w:t>
-            </w:r>
-            <w:r>
-              <w:rPr>
-                <w:rFonts w:ascii="游ゴシック" w:eastAsia="游ゴシック" w:hAnsi="游ゴシック" w:hint="eastAsia"/>
-                <w:sz w:val="20"/>
-              </w:rPr>
-              <w:t>。</w:t>
-            </w:r>
-          </w:p>
-        </w:tc>
-        <w:tc>
-          <w:tcPr>
-            <w:tcW w:w="4935" w:type="dxa"/>
-            <w:vAlign w:val="center"/>
-          </w:tcPr>
-          <w:p>
-            <w:pPr>
-              <w:snapToGrid w:val="0"/>
-              <w:rPr>
-                <w:rFonts w:ascii="游ゴシック" w:eastAsia="游ゴシック" w:hAnsi="游ゴシック" w:hint="eastAsia"/>
-                <w:sz w:val="20"/>
-              </w:rPr>
-            </w:pPr>
-            <w:r>
-              <w:rPr>
-                <w:rFonts w:ascii="游ゴシック" w:eastAsia="游ゴシック" w:hAnsi="游ゴシック" w:hint="eastAsia"/>
-                <w:sz w:val="20"/>
-              </w:rPr>
-              <w:t>検索結果が、</w:t>
-            </w:r>
-            <w:r>
-              <w:rPr>
-                <w:rFonts w:ascii="游ゴシック" w:eastAsia="游ゴシック" w:hAnsi="游ゴシック" w:hint="eastAsia"/>
-                <w:sz w:val="20"/>
-              </w:rPr>
-              <w:t>加入日</w:t>
-            </w:r>
-            <w:r>
-              <w:rPr>
-                <w:rFonts w:ascii="游ゴシック" w:eastAsia="游ゴシック" w:hAnsi="游ゴシック" w:hint="eastAsia"/>
-                <w:sz w:val="20"/>
-              </w:rPr>
-              <w:t>に対して</w:t>
-            </w:r>
-            <w:r>
-              <w:rPr>
-                <w:rFonts w:ascii="游ゴシック" w:eastAsia="游ゴシック" w:hAnsi="游ゴシック" w:hint="eastAsia"/>
-                <w:sz w:val="20"/>
-              </w:rPr>
-              <w:t>降順</w:t>
-            </w:r>
-            <w:r>
-              <w:rPr>
-                <w:rFonts w:ascii="游ゴシック" w:eastAsia="游ゴシック" w:hAnsi="游ゴシック" w:hint="eastAsia"/>
-                <w:sz w:val="20"/>
-              </w:rPr>
-              <w:t>で表示されていること。</w:t>
+              <w:t>に対して昇順で表示されていること。</w:t>
             </w:r>
           </w:p>
         </w:tc>
@@ -2400,7 +2454,7 @@
               <w:snapToGrid w:val="0"/>
               <w:jc w:val="center"/>
               <w:rPr>
-                <w:rFonts w:ascii="游ゴシック" w:eastAsia="游ゴシック" w:hAnsi="游ゴシック" w:hint="eastAsia"/>
+                <w:rFonts w:ascii="游ゴシック" w:eastAsia="游ゴシック" w:hAnsi="游ゴシック"/>
                 <w:sz w:val="20"/>
               </w:rPr>
             </w:pPr>
@@ -2415,16 +2469,16 @@
             <w:pPr>
               <w:snapToGrid w:val="0"/>
               <w:rPr>
-                <w:rFonts w:ascii="游ゴシック" w:eastAsia="游ゴシック" w:hAnsi="游ゴシック" w:hint="eastAsia"/>
-                <w:sz w:val="20"/>
-              </w:rPr>
-            </w:pPr>
-            <w:r>
-              <w:rPr>
-                <w:rFonts w:ascii="游ゴシック" w:eastAsia="游ゴシック" w:hAnsi="游ゴシック" w:hint="eastAsia"/>
-                <w:sz w:val="20"/>
-              </w:rPr>
-              <w:t>ドロップダウンボタンにそれぞれ、</w:t>
+                <w:rFonts w:ascii="游ゴシック" w:eastAsia="游ゴシック" w:hAnsi="游ゴシック"/>
+                <w:sz w:val="20"/>
+              </w:rPr>
+            </w:pPr>
+            <w:r>
+              <w:rPr>
+                <w:rFonts w:ascii="游ゴシック" w:eastAsia="游ゴシック" w:hAnsi="游ゴシック" w:hint="eastAsia"/>
+                <w:sz w:val="20"/>
+              </w:rPr>
+              <w:t>メールアドレス、氏名を未入力にし、ドロップダウンリストにそれぞれ、</w:t>
             </w:r>
             <w:r>
               <w:rPr>
@@ -2438,14 +2492,7 @@
                 <w:rFonts w:ascii="游ゴシック" w:eastAsia="游ゴシック" w:hAnsi="游ゴシック" w:hint="eastAsia"/>
                 <w:sz w:val="20"/>
               </w:rPr>
-              <w:t>、昇順を選択し、検索ボタンを押下する</w:t>
-            </w:r>
-            <w:r>
-              <w:rPr>
-                <w:rFonts w:ascii="游ゴシック" w:eastAsia="游ゴシック" w:hAnsi="游ゴシック" w:hint="eastAsia"/>
-                <w:sz w:val="20"/>
-              </w:rPr>
-              <w:t>。</w:t>
+              <w:t>、降順を選択し、検索ボタンを押下する。</w:t>
             </w:r>
           </w:p>
         </w:tc>
@@ -2458,16 +2505,16 @@
             <w:pPr>
               <w:snapToGrid w:val="0"/>
               <w:rPr>
-                <w:rFonts w:ascii="游ゴシック" w:eastAsia="游ゴシック" w:hAnsi="游ゴシック" w:hint="eastAsia"/>
-                <w:sz w:val="20"/>
-              </w:rPr>
-            </w:pPr>
-            <w:r>
-              <w:rPr>
-                <w:rFonts w:ascii="游ゴシック" w:eastAsia="游ゴシック" w:hAnsi="游ゴシック" w:hint="eastAsia"/>
-                <w:sz w:val="20"/>
-              </w:rPr>
-              <w:t>検索結果が、</w:t>
+                <w:rFonts w:ascii="游ゴシック" w:eastAsia="游ゴシック" w:hAnsi="游ゴシック"/>
+                <w:sz w:val="20"/>
+              </w:rPr>
+            </w:pPr>
+            <w:r>
+              <w:rPr>
+                <w:rFonts w:ascii="游ゴシック" w:eastAsia="游ゴシック" w:hAnsi="游ゴシック" w:hint="eastAsia"/>
+                <w:sz w:val="20"/>
+              </w:rPr>
+              <w:t>検索結果に該当者が、</w:t>
             </w:r>
             <w:r>
               <w:rPr>
@@ -2481,7 +2528,21 @@
                 <w:rFonts w:ascii="游ゴシック" w:eastAsia="游ゴシック" w:hAnsi="游ゴシック" w:hint="eastAsia"/>
                 <w:sz w:val="20"/>
               </w:rPr>
-              <w:t>に対して昇順で表示されていること。</w:t>
+              <w:t>に対して</w:t>
+            </w:r>
+            <w:r>
+              <w:rPr>
+                <w:rFonts w:ascii="游ゴシック" w:eastAsia="游ゴシック" w:hAnsi="游ゴシック" w:hint="eastAsia"/>
+                <w:sz w:val="20"/>
+              </w:rPr>
+              <w:t>降順</w:t>
+            </w:r>
+            <w:r>
+              <w:rPr>
+                <w:rFonts w:ascii="游ゴシック" w:eastAsia="游ゴシック" w:hAnsi="游ゴシック" w:hint="eastAsia"/>
+                <w:sz w:val="20"/>
+              </w:rPr>
+              <w:t>で表示されていること。</w:t>
             </w:r>
           </w:p>
         </w:tc>
@@ -2551,7 +2612,7 @@
               <w:snapToGrid w:val="0"/>
               <w:jc w:val="center"/>
               <w:rPr>
-                <w:rFonts w:ascii="游ゴシック" w:eastAsia="游ゴシック" w:hAnsi="游ゴシック" w:hint="eastAsia"/>
+                <w:rFonts w:ascii="游ゴシック" w:eastAsia="游ゴシック" w:hAnsi="游ゴシック"/>
                 <w:sz w:val="20"/>
               </w:rPr>
             </w:pPr>
@@ -2566,16 +2627,16 @@
             <w:pPr>
               <w:snapToGrid w:val="0"/>
               <w:rPr>
-                <w:rFonts w:ascii="游ゴシック" w:eastAsia="游ゴシック" w:hAnsi="游ゴシック" w:hint="eastAsia"/>
-                <w:sz w:val="20"/>
-              </w:rPr>
-            </w:pPr>
-            <w:r>
-              <w:rPr>
-                <w:rFonts w:ascii="游ゴシック" w:eastAsia="游ゴシック" w:hAnsi="游ゴシック" w:hint="eastAsia"/>
-                <w:sz w:val="20"/>
-              </w:rPr>
-              <w:t>ドロップダウンボタンにそれぞれ、</w:t>
+                <w:rFonts w:ascii="游ゴシック" w:eastAsia="游ゴシック" w:hAnsi="游ゴシック"/>
+                <w:sz w:val="20"/>
+              </w:rPr>
+            </w:pPr>
+            <w:r>
+              <w:rPr>
+                <w:rFonts w:ascii="游ゴシック" w:eastAsia="游ゴシック" w:hAnsi="游ゴシック" w:hint="eastAsia"/>
+                <w:sz w:val="20"/>
+              </w:rPr>
+              <w:t>メールアドレス、氏名にそれぞれ一致したテキストを入力し、ドロップダウンリストにそれぞれ、</w:t>
             </w:r>
             <w:r>
               <w:rPr>
@@ -2589,28 +2650,7 @@
                 <w:rFonts w:ascii="游ゴシック" w:eastAsia="游ゴシック" w:hAnsi="游ゴシック" w:hint="eastAsia"/>
                 <w:sz w:val="20"/>
               </w:rPr>
-              <w:t>、</w:t>
-            </w:r>
-            <w:r>
-              <w:rPr>
-                <w:rFonts w:ascii="游ゴシック" w:eastAsia="游ゴシック" w:hAnsi="游ゴシック" w:hint="eastAsia"/>
-                <w:sz w:val="20"/>
-              </w:rPr>
-              <w:t>降順</w:t>
-            </w:r>
-            <w:r>
-              <w:rPr>
-                <w:rFonts w:ascii="游ゴシック" w:eastAsia="游ゴシック" w:hAnsi="游ゴシック" w:hint="eastAsia"/>
-                <w:sz w:val="20"/>
-              </w:rPr>
-              <w:t>を選択し、検索ボタンを押下する</w:t>
-            </w:r>
-            <w:r>
-              <w:rPr>
-                <w:rFonts w:ascii="游ゴシック" w:eastAsia="游ゴシック" w:hAnsi="游ゴシック" w:hint="eastAsia"/>
-                <w:sz w:val="20"/>
-              </w:rPr>
-              <w:t>。</w:t>
+              <w:t>、昇順を選択し、検索ボタンを押下する。</w:t>
             </w:r>
           </w:p>
         </w:tc>
@@ -2623,37 +2663,23 @@
             <w:pPr>
               <w:snapToGrid w:val="0"/>
               <w:rPr>
-                <w:rFonts w:ascii="游ゴシック" w:eastAsia="游ゴシック" w:hAnsi="游ゴシック" w:hint="eastAsia"/>
-                <w:sz w:val="20"/>
-              </w:rPr>
-            </w:pPr>
-            <w:r>
-              <w:rPr>
-                <w:rFonts w:ascii="游ゴシック" w:eastAsia="游ゴシック" w:hAnsi="游ゴシック" w:hint="eastAsia"/>
-                <w:sz w:val="20"/>
-              </w:rPr>
-              <w:t>検索結果が、</w:t>
-            </w:r>
-            <w:r>
-              <w:rPr>
-                <w:rFonts w:ascii="游ゴシック" w:eastAsia="游ゴシック" w:hAnsi="游ゴシック" w:hint="eastAsia"/>
-                <w:sz w:val="20"/>
-              </w:rPr>
-              <w:t>解約日</w:t>
-            </w:r>
-            <w:r>
-              <w:rPr>
-                <w:rFonts w:ascii="游ゴシック" w:eastAsia="游ゴシック" w:hAnsi="游ゴシック" w:hint="eastAsia"/>
-                <w:sz w:val="20"/>
-              </w:rPr>
-              <w:t>に対して</w:t>
-            </w:r>
-            <w:r>
-              <w:rPr>
-                <w:rFonts w:ascii="游ゴシック" w:eastAsia="游ゴシック" w:hAnsi="游ゴシック" w:hint="eastAsia"/>
-                <w:sz w:val="20"/>
-              </w:rPr>
-              <w:t>降順</w:t>
+                <w:rFonts w:ascii="游ゴシック" w:eastAsia="游ゴシック" w:hAnsi="游ゴシック"/>
+                <w:sz w:val="20"/>
+              </w:rPr>
+            </w:pPr>
+            <w:r>
+              <w:rPr>
+                <w:rFonts w:ascii="游ゴシック" w:eastAsia="游ゴシック" w:hAnsi="游ゴシック" w:hint="eastAsia"/>
+                <w:sz w:val="20"/>
+              </w:rPr>
+              <w:t>検索結果に該当者が、解約日に対して</w:t>
+            </w:r>
+            <w:r>
+              <w:rPr>
+                <w:rFonts w:ascii="游ゴシック" w:eastAsia="游ゴシック" w:hAnsi="游ゴシック" w:hint="eastAsia"/>
+                <w:sz w:val="20"/>
+              </w:rPr>
+              <w:t>昇順</w:t>
             </w:r>
             <w:r>
               <w:rPr>
@@ -2730,7 +2756,7 @@
               <w:snapToGrid w:val="0"/>
               <w:jc w:val="center"/>
               <w:rPr>
-                <w:rFonts w:ascii="游ゴシック" w:eastAsia="游ゴシック" w:hAnsi="游ゴシック" w:hint="eastAsia"/>
+                <w:rFonts w:ascii="游ゴシック" w:eastAsia="游ゴシック" w:hAnsi="游ゴシック"/>
                 <w:sz w:val="20"/>
               </w:rPr>
             </w:pPr>
@@ -2745,37 +2771,51 @@
             <w:pPr>
               <w:snapToGrid w:val="0"/>
               <w:rPr>
-                <w:rFonts w:ascii="游ゴシック" w:eastAsia="游ゴシック" w:hAnsi="游ゴシック" w:hint="eastAsia"/>
-                <w:sz w:val="20"/>
-              </w:rPr>
-            </w:pPr>
-            <w:r>
-              <w:rPr>
-                <w:rFonts w:ascii="游ゴシック" w:eastAsia="游ゴシック" w:hAnsi="游ゴシック" w:hint="eastAsia"/>
-                <w:sz w:val="20"/>
-              </w:rPr>
-              <w:t>ドロップダウンボタンにそれぞれ、</w:t>
-            </w:r>
-            <w:r>
-              <w:rPr>
-                <w:rFonts w:ascii="游ゴシック" w:eastAsia="游ゴシック" w:hAnsi="游ゴシック" w:hint="eastAsia"/>
-                <w:sz w:val="20"/>
-              </w:rPr>
-              <w:t>支払方法</w:t>
-            </w:r>
-            <w:r>
-              <w:rPr>
-                <w:rFonts w:ascii="游ゴシック" w:eastAsia="游ゴシック" w:hAnsi="游ゴシック" w:hint="eastAsia"/>
-                <w:sz w:val="20"/>
-              </w:rPr>
-              <w:t>、昇順を選択し、検索ボタンを押下する</w:t>
-            </w:r>
-            <w:r>
-              <w:rPr>
-                <w:rFonts w:ascii="游ゴシック" w:eastAsia="游ゴシック" w:hAnsi="游ゴシック" w:hint="eastAsia"/>
-                <w:sz w:val="20"/>
-              </w:rPr>
-              <w:t>。</w:t>
+                <w:rFonts w:ascii="游ゴシック" w:eastAsia="游ゴシック" w:hAnsi="游ゴシック"/>
+                <w:sz w:val="20"/>
+              </w:rPr>
+            </w:pPr>
+            <w:r>
+              <w:rPr>
+                <w:rFonts w:ascii="游ゴシック" w:eastAsia="游ゴシック" w:hAnsi="游ゴシック" w:hint="eastAsia"/>
+                <w:sz w:val="20"/>
+              </w:rPr>
+              <w:t>メールアドレス、氏名にそれぞれ一致したテキストを入力し、ドロップダウンリストにそれぞれ、</w:t>
+            </w:r>
+            <w:r>
+              <w:rPr>
+                <w:rFonts w:ascii="游ゴシック" w:eastAsia="游ゴシック" w:hAnsi="游ゴシック" w:hint="eastAsia"/>
+                <w:sz w:val="20"/>
+              </w:rPr>
+              <w:t>加入者I</w:t>
+            </w:r>
+            <w:r>
+              <w:rPr>
+                <w:rFonts w:ascii="游ゴシック" w:eastAsia="游ゴシック" w:hAnsi="游ゴシック"/>
+                <w:sz w:val="20"/>
+              </w:rPr>
+              <w:t>D</w:t>
+            </w:r>
+            <w:r>
+              <w:rPr>
+                <w:rFonts w:ascii="游ゴシック" w:eastAsia="游ゴシック" w:hAnsi="游ゴシック" w:hint="eastAsia"/>
+                <w:sz w:val="20"/>
+              </w:rPr>
+              <w:t>、</w:t>
+            </w:r>
+            <w:r>
+              <w:rPr>
+                <w:rFonts w:ascii="游ゴシック" w:eastAsia="游ゴシック" w:hAnsi="游ゴシック" w:hint="eastAsia"/>
+                <w:sz w:val="20"/>
+              </w:rPr>
+              <w:t>降順</w:t>
+            </w:r>
+            <w:r>
+              <w:rPr>
+                <w:rFonts w:ascii="游ゴシック" w:eastAsia="游ゴシック" w:hAnsi="游ゴシック" w:hint="eastAsia"/>
+                <w:sz w:val="20"/>
+              </w:rPr>
+              <w:t>を選択し、検索ボタンを押下する。</w:t>
             </w:r>
           </w:p>
         </w:tc>
@@ -2788,30 +2828,37 @@
             <w:pPr>
               <w:snapToGrid w:val="0"/>
               <w:rPr>
-                <w:rFonts w:ascii="游ゴシック" w:eastAsia="游ゴシック" w:hAnsi="游ゴシック" w:hint="eastAsia"/>
-                <w:sz w:val="20"/>
-              </w:rPr>
-            </w:pPr>
-            <w:r>
-              <w:rPr>
-                <w:rFonts w:ascii="游ゴシック" w:eastAsia="游ゴシック" w:hAnsi="游ゴシック" w:hint="eastAsia"/>
-                <w:sz w:val="20"/>
-              </w:rPr>
-              <w:t>検索結果が、</w:t>
-            </w:r>
-            <w:r>
-              <w:rPr>
-                <w:rFonts w:ascii="游ゴシック" w:eastAsia="游ゴシック" w:hAnsi="游ゴシック" w:hint="eastAsia"/>
-                <w:sz w:val="20"/>
-              </w:rPr>
-              <w:t>支払方法</w:t>
-            </w:r>
-            <w:r>
-              <w:rPr>
-                <w:rFonts w:ascii="游ゴシック" w:eastAsia="游ゴシック" w:hAnsi="游ゴシック" w:hint="eastAsia"/>
-                <w:sz w:val="20"/>
-              </w:rPr>
-              <w:t>に対して昇順で表示されていること。</w:t>
+                <w:rFonts w:ascii="游ゴシック" w:eastAsia="游ゴシック" w:hAnsi="游ゴシック"/>
+                <w:sz w:val="20"/>
+              </w:rPr>
+            </w:pPr>
+            <w:r>
+              <w:rPr>
+                <w:rFonts w:ascii="游ゴシック" w:eastAsia="游ゴシック" w:hAnsi="游ゴシック" w:hint="eastAsia"/>
+                <w:sz w:val="20"/>
+              </w:rPr>
+              <w:t>検索結果に該当者が、</w:t>
+            </w:r>
+            <w:r>
+              <w:rPr>
+                <w:rFonts w:ascii="游ゴシック" w:eastAsia="游ゴシック" w:hAnsi="游ゴシック" w:hint="eastAsia"/>
+                <w:sz w:val="20"/>
+              </w:rPr>
+              <w:t>加入者I</w:t>
+            </w:r>
+            <w:r>
+              <w:rPr>
+                <w:rFonts w:ascii="游ゴシック" w:eastAsia="游ゴシック" w:hAnsi="游ゴシック"/>
+                <w:sz w:val="20"/>
+              </w:rPr>
+              <w:t>D</w:t>
+            </w:r>
+            <w:r>
+              <w:rPr>
+                <w:rFonts w:ascii="游ゴシック" w:eastAsia="游ゴシック" w:hAnsi="游ゴシック" w:hint="eastAsia"/>
+                <w:sz w:val="20"/>
+              </w:rPr>
+              <w:t>に対して降順で表示されていること。</w:t>
             </w:r>
           </w:p>
         </w:tc>
@@ -2881,7 +2928,7 @@
               <w:snapToGrid w:val="0"/>
               <w:jc w:val="center"/>
               <w:rPr>
-                <w:rFonts w:ascii="游ゴシック" w:eastAsia="游ゴシック" w:hAnsi="游ゴシック" w:hint="eastAsia"/>
+                <w:rFonts w:ascii="游ゴシック" w:eastAsia="游ゴシック" w:hAnsi="游ゴシック"/>
                 <w:sz w:val="20"/>
               </w:rPr>
             </w:pPr>
@@ -2896,16 +2943,16 @@
             <w:pPr>
               <w:snapToGrid w:val="0"/>
               <w:rPr>
-                <w:rFonts w:ascii="游ゴシック" w:eastAsia="游ゴシック" w:hAnsi="游ゴシック" w:hint="eastAsia"/>
-                <w:sz w:val="20"/>
-              </w:rPr>
-            </w:pPr>
-            <w:r>
-              <w:rPr>
-                <w:rFonts w:ascii="游ゴシック" w:eastAsia="游ゴシック" w:hAnsi="游ゴシック" w:hint="eastAsia"/>
-                <w:sz w:val="20"/>
-              </w:rPr>
-              <w:t>ドロップダウンボタンにそれぞれ、</w:t>
+                <w:rFonts w:ascii="游ゴシック" w:eastAsia="游ゴシック" w:hAnsi="游ゴシック"/>
+                <w:sz w:val="20"/>
+              </w:rPr>
+            </w:pPr>
+            <w:r>
+              <w:rPr>
+                <w:rFonts w:ascii="游ゴシック" w:eastAsia="游ゴシック" w:hAnsi="游ゴシック" w:hint="eastAsia"/>
+                <w:sz w:val="20"/>
+              </w:rPr>
+              <w:t>メールアドレス、氏名を未入力にし、ドロップダウンリストにそれぞれ、</w:t>
             </w:r>
             <w:r>
               <w:rPr>
@@ -2919,28 +2966,15 @@
                 <w:rFonts w:ascii="游ゴシック" w:eastAsia="游ゴシック" w:hAnsi="游ゴシック" w:hint="eastAsia"/>
                 <w:sz w:val="20"/>
               </w:rPr>
-              <w:t>、</w:t>
-            </w:r>
-            <w:r>
-              <w:rPr>
-                <w:rFonts w:ascii="游ゴシック" w:eastAsia="游ゴシック" w:hAnsi="游ゴシック" w:hint="eastAsia"/>
-                <w:sz w:val="20"/>
-              </w:rPr>
-              <w:t>降順</w:t>
-            </w:r>
-            <w:r>
-              <w:rPr>
-                <w:rFonts w:ascii="游ゴシック" w:eastAsia="游ゴシック" w:hAnsi="游ゴシック" w:hint="eastAsia"/>
-                <w:sz w:val="20"/>
-              </w:rPr>
-              <w:t>を選択し、検索ボタンを押下する</w:t>
-            </w:r>
-            <w:r>
-              <w:rPr>
-                <w:rFonts w:ascii="游ゴシック" w:eastAsia="游ゴシック" w:hAnsi="游ゴシック" w:hint="eastAsia"/>
-                <w:sz w:val="20"/>
-              </w:rPr>
-              <w:t>。</w:t>
+              <w:t>、降順を選択し、検索ボタンを押</w:t>
+            </w:r>
+            <w:r>
+              <w:rPr>
+                <w:rFonts w:ascii="游ゴシック" w:eastAsia="游ゴシック" w:hAnsi="游ゴシック" w:hint="eastAsia"/>
+                <w:sz w:val="20"/>
+              </w:rPr>
+              <w:lastRenderedPageBreak/>
+              <w:t>下する。</w:t>
             </w:r>
           </w:p>
         </w:tc>
@@ -2953,16 +2987,17 @@
             <w:pPr>
               <w:snapToGrid w:val="0"/>
               <w:rPr>
-                <w:rFonts w:ascii="游ゴシック" w:eastAsia="游ゴシック" w:hAnsi="游ゴシック" w:hint="eastAsia"/>
-                <w:sz w:val="20"/>
-              </w:rPr>
-            </w:pPr>
-            <w:r>
-              <w:rPr>
-                <w:rFonts w:ascii="游ゴシック" w:eastAsia="游ゴシック" w:hAnsi="游ゴシック" w:hint="eastAsia"/>
-                <w:sz w:val="20"/>
-              </w:rPr>
-              <w:t>検索結果が、</w:t>
+                <w:rFonts w:ascii="游ゴシック" w:eastAsia="游ゴシック" w:hAnsi="游ゴシック"/>
+                <w:sz w:val="20"/>
+              </w:rPr>
+            </w:pPr>
+            <w:r>
+              <w:rPr>
+                <w:rFonts w:ascii="游ゴシック" w:eastAsia="游ゴシック" w:hAnsi="游ゴシック" w:hint="eastAsia"/>
+                <w:sz w:val="20"/>
+              </w:rPr>
+              <w:lastRenderedPageBreak/>
+              <w:t>検索結果に該当者が、</w:t>
             </w:r>
             <w:r>
               <w:rPr>
@@ -2976,21 +3011,7 @@
                 <w:rFonts w:ascii="游ゴシック" w:eastAsia="游ゴシック" w:hAnsi="游ゴシック" w:hint="eastAsia"/>
                 <w:sz w:val="20"/>
               </w:rPr>
-              <w:t>に対して</w:t>
-            </w:r>
-            <w:r>
-              <w:rPr>
-                <w:rFonts w:ascii="游ゴシック" w:eastAsia="游ゴシック" w:hAnsi="游ゴシック" w:hint="eastAsia"/>
-                <w:sz w:val="20"/>
-              </w:rPr>
-              <w:t>降順</w:t>
-            </w:r>
-            <w:r>
-              <w:rPr>
-                <w:rFonts w:ascii="游ゴシック" w:eastAsia="游ゴシック" w:hAnsi="游ゴシック" w:hint="eastAsia"/>
-                <w:sz w:val="20"/>
-              </w:rPr>
-              <w:t>で表示されていること。</w:t>
+              <w:t>に対して降順で表示されていること。</w:t>
             </w:r>
           </w:p>
         </w:tc>
@@ -3061,7 +3082,7 @@
               <w:snapToGrid w:val="0"/>
               <w:jc w:val="center"/>
               <w:rPr>
-                <w:rFonts w:ascii="游ゴシック" w:eastAsia="游ゴシック" w:hAnsi="游ゴシック" w:hint="eastAsia"/>
+                <w:rFonts w:ascii="游ゴシック" w:eastAsia="游ゴシック" w:hAnsi="游ゴシック"/>
                 <w:sz w:val="20"/>
               </w:rPr>
             </w:pPr>
@@ -3086,14 +3107,7 @@
                 <w:rFonts w:ascii="游ゴシック" w:eastAsia="游ゴシック" w:hAnsi="游ゴシック" w:hint="eastAsia"/>
                 <w:sz w:val="20"/>
               </w:rPr>
-              <w:t>料金検索画面を確認する</w:t>
-            </w:r>
-            <w:r>
-              <w:rPr>
-                <w:rFonts w:ascii="游ゴシック" w:eastAsia="游ゴシック" w:hAnsi="游ゴシック" w:hint="eastAsia"/>
-                <w:sz w:val="20"/>
-              </w:rPr>
-              <w:t>。</w:t>
+              <w:t>料金検索画面を確認する。</w:t>
             </w:r>
           </w:p>
         </w:tc>
@@ -3106,7 +3120,7 @@
             <w:pPr>
               <w:snapToGrid w:val="0"/>
               <w:rPr>
-                <w:rFonts w:ascii="游ゴシック" w:eastAsia="游ゴシック" w:hAnsi="游ゴシック" w:hint="eastAsia"/>
+                <w:rFonts w:ascii="游ゴシック" w:eastAsia="游ゴシック" w:hAnsi="游ゴシック"/>
                 <w:sz w:val="20"/>
               </w:rPr>
             </w:pPr>
@@ -3186,7 +3200,7 @@
               <w:snapToGrid w:val="0"/>
               <w:jc w:val="center"/>
               <w:rPr>
-                <w:rFonts w:ascii="游ゴシック" w:eastAsia="游ゴシック" w:hAnsi="游ゴシック" w:hint="eastAsia"/>
+                <w:rFonts w:ascii="游ゴシック" w:eastAsia="游ゴシック" w:hAnsi="游ゴシック"/>
                 <w:sz w:val="20"/>
               </w:rPr>
             </w:pPr>
@@ -3202,7 +3216,7 @@
             <w:pPr>
               <w:snapToGrid w:val="0"/>
               <w:rPr>
-                <w:rFonts w:ascii="游ゴシック" w:eastAsia="游ゴシック" w:hAnsi="游ゴシック" w:hint="eastAsia"/>
+                <w:rFonts w:ascii="游ゴシック" w:eastAsia="游ゴシック" w:hAnsi="游ゴシック"/>
                 <w:sz w:val="20"/>
               </w:rPr>
             </w:pPr>
@@ -3217,16 +3231,16 @@
             <w:pPr>
               <w:snapToGrid w:val="0"/>
               <w:rPr>
-                <w:rFonts w:ascii="游ゴシック" w:eastAsia="游ゴシック" w:hAnsi="游ゴシック" w:hint="eastAsia"/>
-                <w:sz w:val="20"/>
-              </w:rPr>
-            </w:pPr>
-            <w:r>
-              <w:rPr>
-                <w:rFonts w:ascii="游ゴシック" w:eastAsia="游ゴシック" w:hAnsi="游ゴシック" w:hint="eastAsia"/>
-                <w:sz w:val="20"/>
-              </w:rPr>
-              <w:t>ドロップダウンボタンが二つ表示されていること。</w:t>
+                <w:rFonts w:ascii="游ゴシック" w:eastAsia="游ゴシック" w:hAnsi="游ゴシック"/>
+                <w:sz w:val="20"/>
+              </w:rPr>
+            </w:pPr>
+            <w:r>
+              <w:rPr>
+                <w:rFonts w:ascii="游ゴシック" w:eastAsia="游ゴシック" w:hAnsi="游ゴシック" w:hint="eastAsia"/>
+                <w:sz w:val="20"/>
+              </w:rPr>
+              <w:t>ドロップダウンリストが二つ表示されていること。</w:t>
             </w:r>
           </w:p>
         </w:tc>
@@ -3297,7 +3311,7 @@
               <w:snapToGrid w:val="0"/>
               <w:jc w:val="center"/>
               <w:rPr>
-                <w:rFonts w:ascii="游ゴシック" w:eastAsia="游ゴシック" w:hAnsi="游ゴシック" w:hint="eastAsia"/>
+                <w:rFonts w:ascii="游ゴシック" w:eastAsia="游ゴシック" w:hAnsi="游ゴシック"/>
                 <w:sz w:val="20"/>
               </w:rPr>
             </w:pPr>
@@ -3313,7 +3327,7 @@
             <w:pPr>
               <w:snapToGrid w:val="0"/>
               <w:rPr>
-                <w:rFonts w:ascii="游ゴシック" w:eastAsia="游ゴシック" w:hAnsi="游ゴシック" w:hint="eastAsia"/>
+                <w:rFonts w:ascii="游ゴシック" w:eastAsia="游ゴシック" w:hAnsi="游ゴシック"/>
                 <w:sz w:val="20"/>
               </w:rPr>
             </w:pPr>
@@ -3328,30 +3342,16 @@
             <w:pPr>
               <w:snapToGrid w:val="0"/>
               <w:rPr>
-                <w:rFonts w:ascii="游ゴシック" w:eastAsia="游ゴシック" w:hAnsi="游ゴシック" w:hint="eastAsia"/>
-                <w:sz w:val="20"/>
-              </w:rPr>
-            </w:pPr>
-            <w:r>
-              <w:rPr>
-                <w:rFonts w:ascii="游ゴシック" w:eastAsia="游ゴシック" w:hAnsi="游ゴシック" w:hint="eastAsia"/>
-                <w:sz w:val="20"/>
-              </w:rPr>
-              <w:t>何も操作しない状態で、左のドロップダウンボタンには「</w:t>
-            </w:r>
-            <w:r>
-              <w:rPr>
-                <w:rFonts w:ascii="游ゴシック" w:eastAsia="游ゴシック" w:hAnsi="游ゴシック" w:hint="eastAsia"/>
-                <w:sz w:val="20"/>
-              </w:rPr>
-              <w:t>料金</w:t>
-            </w:r>
-            <w:r>
-              <w:rPr>
-                <w:rFonts w:ascii="游ゴシック" w:eastAsia="游ゴシック" w:hAnsi="游ゴシック" w:hint="eastAsia"/>
-                <w:sz w:val="20"/>
-              </w:rPr>
-              <w:t>I</w:t>
+                <w:rFonts w:ascii="游ゴシック" w:eastAsia="游ゴシック" w:hAnsi="游ゴシック"/>
+                <w:sz w:val="20"/>
+              </w:rPr>
+            </w:pPr>
+            <w:r>
+              <w:rPr>
+                <w:rFonts w:ascii="游ゴシック" w:eastAsia="游ゴシック" w:hAnsi="游ゴシック" w:hint="eastAsia"/>
+                <w:sz w:val="20"/>
+              </w:rPr>
+              <w:t>何も操作しない状態で、左のドロップダウンリストには「料金I</w:t>
             </w:r>
             <w:r>
               <w:rPr>
@@ -3365,7 +3365,7 @@
                 <w:rFonts w:ascii="游ゴシック" w:eastAsia="游ゴシック" w:hAnsi="游ゴシック" w:hint="eastAsia"/>
                 <w:sz w:val="20"/>
               </w:rPr>
-              <w:t>」、右のドロップダウンボタンには、「昇順」が選択されていること。</w:t>
+              <w:t>」、右のドロップダウンリストには、「昇順」が選択されていること。</w:t>
             </w:r>
           </w:p>
         </w:tc>
@@ -3459,14 +3459,7 @@
                 <w:rFonts w:ascii="游ゴシック" w:eastAsia="游ゴシック" w:hAnsi="游ゴシック" w:hint="eastAsia"/>
                 <w:sz w:val="20"/>
               </w:rPr>
-              <w:t>左のドロップダウンボタンを押下する</w:t>
-            </w:r>
-            <w:r>
-              <w:rPr>
-                <w:rFonts w:ascii="游ゴシック" w:eastAsia="游ゴシック" w:hAnsi="游ゴシック" w:hint="eastAsia"/>
-                <w:sz w:val="20"/>
-              </w:rPr>
-              <w:t>。</w:t>
+              <w:t>左のドロップダウンリストを押下する。</w:t>
             </w:r>
           </w:p>
         </w:tc>
@@ -3504,14 +3497,7 @@
                 <w:rFonts w:ascii="游ゴシック" w:eastAsia="游ゴシック" w:hAnsi="游ゴシック" w:hint="eastAsia"/>
                 <w:sz w:val="20"/>
               </w:rPr>
-              <w:t>料金</w:t>
-            </w:r>
-            <w:r>
-              <w:rPr>
-                <w:rFonts w:ascii="游ゴシック" w:eastAsia="游ゴシック" w:hAnsi="游ゴシック" w:hint="eastAsia"/>
-                <w:sz w:val="20"/>
-              </w:rPr>
-              <w:t>I</w:t>
+              <w:t>料金I</w:t>
             </w:r>
             <w:r>
               <w:rPr>
@@ -3566,7 +3552,6 @@
                 <w:rFonts w:ascii="游ゴシック" w:eastAsia="游ゴシック" w:hAnsi="游ゴシック" w:hint="eastAsia"/>
                 <w:sz w:val="20"/>
               </w:rPr>
-              <w:lastRenderedPageBreak/>
               <w:t>適用開始日</w:t>
             </w:r>
           </w:p>
@@ -3574,7 +3559,7 @@
             <w:pPr>
               <w:snapToGrid w:val="0"/>
               <w:rPr>
-                <w:rFonts w:ascii="游ゴシック" w:eastAsia="游ゴシック" w:hAnsi="游ゴシック" w:hint="eastAsia"/>
+                <w:rFonts w:ascii="游ゴシック" w:eastAsia="游ゴシック" w:hAnsi="游ゴシック"/>
                 <w:sz w:val="20"/>
               </w:rPr>
             </w:pPr>
@@ -3677,14 +3662,7 @@
                 <w:rFonts w:ascii="游ゴシック" w:eastAsia="游ゴシック" w:hAnsi="游ゴシック" w:hint="eastAsia"/>
                 <w:sz w:val="20"/>
               </w:rPr>
-              <w:t>右のドロップダウンボタンを押下する</w:t>
-            </w:r>
-            <w:r>
-              <w:rPr>
-                <w:rFonts w:ascii="游ゴシック" w:eastAsia="游ゴシック" w:hAnsi="游ゴシック" w:hint="eastAsia"/>
-                <w:sz w:val="20"/>
-              </w:rPr>
-              <w:t>。</w:t>
+              <w:t>右のドロップダウンリストを押下する。</w:t>
             </w:r>
           </w:p>
         </w:tc>
@@ -3817,50 +3795,98 @@
         <w:tc>
           <w:tcPr>
             <w:tcW w:w="5355" w:type="dxa"/>
-            <w:vAlign w:val="center"/>
-          </w:tcPr>
-          <w:p>
-            <w:pPr>
-              <w:snapToGrid w:val="0"/>
-              <w:rPr>
-                <w:rFonts w:ascii="游ゴシック" w:eastAsia="游ゴシック" w:hAnsi="游ゴシック"/>
-                <w:sz w:val="20"/>
-              </w:rPr>
-            </w:pPr>
-            <w:r>
-              <w:rPr>
-                <w:rFonts w:ascii="游ゴシック" w:eastAsia="游ゴシック" w:hAnsi="游ゴシック" w:hint="eastAsia"/>
-                <w:sz w:val="20"/>
-              </w:rPr>
-              <w:t>ドロップダウンボタンにそれぞれ、</w:t>
-            </w:r>
-            <w:r>
-              <w:rPr>
-                <w:rFonts w:ascii="游ゴシック" w:eastAsia="游ゴシック" w:hAnsi="游ゴシック" w:hint="eastAsia"/>
-                <w:sz w:val="20"/>
-              </w:rPr>
-              <w:t>料金</w:t>
-            </w:r>
-            <w:r>
-              <w:rPr>
-                <w:rFonts w:ascii="游ゴシック" w:eastAsia="游ゴシック" w:hAnsi="游ゴシック" w:hint="eastAsia"/>
-                <w:sz w:val="20"/>
-              </w:rPr>
-              <w:t>I</w:t>
-            </w:r>
-            <w:r>
-              <w:rPr>
-                <w:rFonts w:ascii="游ゴシック" w:eastAsia="游ゴシック" w:hAnsi="游ゴシック"/>
-                <w:sz w:val="20"/>
-              </w:rPr>
-              <w:t>D</w:t>
-            </w:r>
-            <w:r>
-              <w:rPr>
-                <w:rFonts w:ascii="游ゴシック" w:eastAsia="游ゴシック" w:hAnsi="游ゴシック" w:hint="eastAsia"/>
-                <w:sz w:val="20"/>
-              </w:rPr>
-              <w:t>、昇順を選択し、検索ボタンを押下する</w:t>
+          </w:tcPr>
+          <w:p>
+            <w:pPr>
+              <w:snapToGrid w:val="0"/>
+              <w:rPr>
+                <w:rFonts w:ascii="游ゴシック" w:eastAsia="游ゴシック" w:hAnsi="游ゴシック" w:hint="eastAsia"/>
+                <w:sz w:val="20"/>
+              </w:rPr>
+            </w:pPr>
+            <w:r>
+              <w:rPr>
+                <w:rFonts w:ascii="游ゴシック" w:eastAsia="游ゴシック" w:hAnsi="游ゴシック" w:hint="eastAsia"/>
+                <w:sz w:val="20"/>
+              </w:rPr>
+              <w:t>料金名を</w:t>
+            </w:r>
+            <w:r>
+              <w:rPr>
+                <w:rFonts w:ascii="游ゴシック" w:eastAsia="游ゴシック" w:hAnsi="游ゴシック" w:hint="eastAsia"/>
+                <w:sz w:val="20"/>
+              </w:rPr>
+              <w:t>未</w:t>
+            </w:r>
+            <w:r>
+              <w:rPr>
+                <w:rFonts w:ascii="游ゴシック" w:eastAsia="游ゴシック" w:hAnsi="游ゴシック" w:hint="eastAsia"/>
+                <w:sz w:val="20"/>
+              </w:rPr>
+              <w:t>入力</w:t>
+            </w:r>
+            <w:r>
+              <w:rPr>
+                <w:rFonts w:ascii="游ゴシック" w:eastAsia="游ゴシック" w:hAnsi="游ゴシック" w:hint="eastAsia"/>
+                <w:sz w:val="20"/>
+              </w:rPr>
+              <w:t>に</w:t>
+            </w:r>
+            <w:r>
+              <w:rPr>
+                <w:rFonts w:ascii="游ゴシック" w:eastAsia="游ゴシック" w:hAnsi="游ゴシック" w:hint="eastAsia"/>
+                <w:sz w:val="20"/>
+              </w:rPr>
+              <w:t>し</w:t>
+            </w:r>
+            <w:r>
+              <w:rPr>
+                <w:rFonts w:ascii="游ゴシック" w:eastAsia="游ゴシック" w:hAnsi="游ゴシック" w:hint="eastAsia"/>
+                <w:sz w:val="20"/>
+              </w:rPr>
+              <w:t>て、</w:t>
+            </w:r>
+            <w:r>
+              <w:rPr>
+                <w:rFonts w:ascii="游ゴシック" w:eastAsia="游ゴシック" w:hAnsi="游ゴシック" w:hint="eastAsia"/>
+                <w:sz w:val="20"/>
+              </w:rPr>
+              <w:t>ドロップダウンリスト</w:t>
+            </w:r>
+            <w:r>
+              <w:rPr>
+                <w:rFonts w:ascii="游ゴシック" w:eastAsia="游ゴシック" w:hAnsi="游ゴシック" w:hint="eastAsia"/>
+                <w:sz w:val="20"/>
+              </w:rPr>
+              <w:t>にそれぞれ、</w:t>
+            </w:r>
+            <w:r>
+              <w:rPr>
+                <w:rFonts w:ascii="游ゴシック" w:eastAsia="游ゴシック" w:hAnsi="游ゴシック" w:hint="eastAsia"/>
+                <w:sz w:val="20"/>
+              </w:rPr>
+              <w:t>適用終了日</w:t>
+            </w:r>
+            <w:r>
+              <w:rPr>
+                <w:rFonts w:ascii="游ゴシック" w:eastAsia="游ゴシック" w:hAnsi="游ゴシック" w:hint="eastAsia"/>
+                <w:sz w:val="20"/>
+              </w:rPr>
+              <w:t>、</w:t>
+            </w:r>
+            <w:r>
+              <w:rPr>
+                <w:rFonts w:ascii="游ゴシック" w:eastAsia="游ゴシック" w:hAnsi="游ゴシック" w:hint="eastAsia"/>
+                <w:sz w:val="20"/>
+              </w:rPr>
+              <w:t>降順</w:t>
+            </w:r>
+            <w:r>
+              <w:rPr>
+                <w:rFonts w:ascii="游ゴシック" w:eastAsia="游ゴシック" w:hAnsi="游ゴシック" w:hint="eastAsia"/>
+                <w:sz w:val="20"/>
+              </w:rPr>
+              <w:t>を選択し、検索ボタンを押下する</w:t>
             </w:r>
             <w:r>
               <w:rPr>
@@ -3880,30 +3906,23 @@
             <w:pPr>
               <w:snapToGrid w:val="0"/>
               <w:rPr>
-                <w:rFonts w:ascii="游ゴシック" w:eastAsia="游ゴシック" w:hAnsi="游ゴシック"/>
-                <w:sz w:val="20"/>
-              </w:rPr>
-            </w:pPr>
-            <w:r>
-              <w:rPr>
-                <w:rFonts w:ascii="游ゴシック" w:eastAsia="游ゴシック" w:hAnsi="游ゴシック" w:hint="eastAsia"/>
-                <w:sz w:val="20"/>
-              </w:rPr>
-              <w:t>検索結果が、</w:t>
-            </w:r>
-            <w:r>
-              <w:rPr>
-                <w:rFonts w:ascii="游ゴシック" w:eastAsia="游ゴシック" w:hAnsi="游ゴシック" w:hint="eastAsia"/>
-                <w:sz w:val="20"/>
-              </w:rPr>
-              <w:t>料金ID</w:t>
-            </w:r>
-            <w:r>
-              <w:rPr>
-                <w:rFonts w:ascii="游ゴシック" w:eastAsia="游ゴシック" w:hAnsi="游ゴシック" w:hint="eastAsia"/>
-                <w:sz w:val="20"/>
-              </w:rPr>
-              <w:t>に対して昇順で表示されていること。</w:t>
+                <w:rFonts w:ascii="游ゴシック" w:eastAsia="游ゴシック" w:hAnsi="游ゴシック" w:hint="eastAsia"/>
+                <w:sz w:val="20"/>
+              </w:rPr>
+            </w:pPr>
+            <w:r>
+              <w:rPr>
+                <w:rFonts w:ascii="游ゴシック" w:eastAsia="游ゴシック" w:hAnsi="游ゴシック" w:hint="eastAsia"/>
+                <w:sz w:val="20"/>
+              </w:rPr>
+              <w:t>すべての料金情報に対して</w:t>
+            </w:r>
+            <w:r>
+              <w:rPr>
+                <w:rFonts w:ascii="游ゴシック" w:eastAsia="游ゴシック" w:hAnsi="游ゴシック" w:hint="eastAsia"/>
+                <w:sz w:val="20"/>
+              </w:rPr>
+              <w:t>、適用終了日に対して降順で表示されていること。</w:t>
             </w:r>
           </w:p>
         </w:tc>
@@ -3982,29 +4001,56 @@
         <w:tc>
           <w:tcPr>
             <w:tcW w:w="5355" w:type="dxa"/>
-            <w:vAlign w:val="center"/>
-          </w:tcPr>
-          <w:p>
-            <w:pPr>
-              <w:snapToGrid w:val="0"/>
-              <w:rPr>
-                <w:rFonts w:ascii="游ゴシック" w:eastAsia="游ゴシック" w:hAnsi="游ゴシック"/>
-                <w:sz w:val="20"/>
-              </w:rPr>
-            </w:pPr>
-            <w:r>
-              <w:rPr>
-                <w:rFonts w:ascii="游ゴシック" w:eastAsia="游ゴシック" w:hAnsi="游ゴシック" w:hint="eastAsia"/>
-                <w:sz w:val="20"/>
-              </w:rPr>
-              <w:t>ドロップダウンボタンにそれぞれ、料金I</w:t>
-            </w:r>
-            <w:r>
-              <w:rPr>
-                <w:rFonts w:ascii="游ゴシック" w:eastAsia="游ゴシック" w:hAnsi="游ゴシック"/>
-                <w:sz w:val="20"/>
-              </w:rPr>
-              <w:t>D</w:t>
+          </w:tcPr>
+          <w:p>
+            <w:pPr>
+              <w:snapToGrid w:val="0"/>
+              <w:rPr>
+                <w:rFonts w:ascii="游ゴシック" w:eastAsia="游ゴシック" w:hAnsi="游ゴシック" w:hint="eastAsia"/>
+                <w:sz w:val="20"/>
+              </w:rPr>
+            </w:pPr>
+            <w:r>
+              <w:rPr>
+                <w:rFonts w:ascii="游ゴシック" w:eastAsia="游ゴシック" w:hAnsi="游ゴシック" w:hint="eastAsia"/>
+                <w:sz w:val="20"/>
+              </w:rPr>
+              <w:t>料金名を入力し、</w:t>
+            </w:r>
+            <w:r>
+              <w:rPr>
+                <w:rFonts w:ascii="游ゴシック" w:eastAsia="游ゴシック" w:hAnsi="游ゴシック" w:hint="eastAsia"/>
+                <w:sz w:val="20"/>
+              </w:rPr>
+              <w:t>ドロップダウンリスト</w:t>
+            </w:r>
+            <w:r>
+              <w:rPr>
+                <w:rFonts w:ascii="游ゴシック" w:eastAsia="游ゴシック" w:hAnsi="游ゴシック" w:hint="eastAsia"/>
+                <w:sz w:val="20"/>
+              </w:rPr>
+              <w:t>にそれぞれ、</w:t>
+            </w:r>
+            <w:r>
+              <w:rPr>
+                <w:rFonts w:ascii="游ゴシック" w:eastAsia="游ゴシック" w:hAnsi="游ゴシック" w:hint="eastAsia"/>
+                <w:sz w:val="20"/>
+              </w:rPr>
+              <w:t>適用</w:t>
+            </w:r>
+            <w:r>
+              <w:rPr>
+                <w:rFonts w:ascii="游ゴシック" w:eastAsia="游ゴシック" w:hAnsi="游ゴシック" w:hint="eastAsia"/>
+                <w:sz w:val="20"/>
+              </w:rPr>
+              <w:t>開始</w:t>
+            </w:r>
+            <w:r>
+              <w:rPr>
+                <w:rFonts w:ascii="游ゴシック" w:eastAsia="游ゴシック" w:hAnsi="游ゴシック" w:hint="eastAsia"/>
+                <w:sz w:val="20"/>
+              </w:rPr>
+              <w:t>日</w:t>
             </w:r>
             <w:r>
               <w:rPr>
@@ -4045,44 +4091,30 @@
             <w:pPr>
               <w:snapToGrid w:val="0"/>
               <w:rPr>
-                <w:rFonts w:ascii="游ゴシック" w:eastAsia="游ゴシック" w:hAnsi="游ゴシック"/>
-                <w:sz w:val="20"/>
-              </w:rPr>
-            </w:pPr>
-            <w:r>
-              <w:rPr>
-                <w:rFonts w:ascii="游ゴシック" w:eastAsia="游ゴシック" w:hAnsi="游ゴシック" w:hint="eastAsia"/>
-                <w:sz w:val="20"/>
-              </w:rPr>
-              <w:t>検索結果が、</w:t>
-            </w:r>
-            <w:r>
-              <w:rPr>
-                <w:rFonts w:ascii="游ゴシック" w:eastAsia="游ゴシック" w:hAnsi="游ゴシック" w:hint="eastAsia"/>
-                <w:sz w:val="20"/>
-              </w:rPr>
-              <w:t>料金ID</w:t>
-            </w:r>
-            <w:r>
-              <w:rPr>
-                <w:rFonts w:ascii="游ゴシック" w:eastAsia="游ゴシック" w:hAnsi="游ゴシック" w:hint="eastAsia"/>
-                <w:sz w:val="20"/>
-              </w:rPr>
-              <w:t>に対して</w:t>
-            </w:r>
-            <w:r>
-              <w:rPr>
-                <w:rFonts w:ascii="游ゴシック" w:eastAsia="游ゴシック" w:hAnsi="游ゴシック" w:hint="eastAsia"/>
-                <w:sz w:val="20"/>
-              </w:rPr>
-              <w:t>降順</w:t>
-            </w:r>
-            <w:r>
-              <w:rPr>
-                <w:rFonts w:ascii="游ゴシック" w:eastAsia="游ゴシック" w:hAnsi="游ゴシック" w:hint="eastAsia"/>
-                <w:sz w:val="20"/>
-              </w:rPr>
-              <w:t>で表示されていること。</w:t>
+                <w:rFonts w:ascii="游ゴシック" w:eastAsia="游ゴシック" w:hAnsi="游ゴシック" w:hint="eastAsia"/>
+                <w:sz w:val="20"/>
+              </w:rPr>
+            </w:pPr>
+            <w:r>
+              <w:rPr>
+                <w:rFonts w:ascii="游ゴシック" w:eastAsia="游ゴシック" w:hAnsi="游ゴシック" w:hint="eastAsia"/>
+                <w:sz w:val="20"/>
+              </w:rPr>
+              <w:t>検索結果に該当者が、</w:t>
+            </w:r>
+            <w:r>
+              <w:rPr>
+                <w:rFonts w:ascii="游ゴシック" w:eastAsia="游ゴシック" w:hAnsi="游ゴシック" w:hint="eastAsia"/>
+                <w:sz w:val="20"/>
+              </w:rPr>
+              <w:t>適用開始日</w:t>
+            </w:r>
+            <w:r>
+              <w:rPr>
+                <w:rFonts w:ascii="游ゴシック" w:eastAsia="游ゴシック" w:hAnsi="游ゴシック" w:hint="eastAsia"/>
+                <w:sz w:val="20"/>
+              </w:rPr>
+              <w:t>に対して降順で表示されていること。</w:t>
             </w:r>
           </w:p>
         </w:tc>
@@ -4161,36 +4193,63 @@
         <w:tc>
           <w:tcPr>
             <w:tcW w:w="5355" w:type="dxa"/>
-            <w:vAlign w:val="center"/>
-          </w:tcPr>
-          <w:p>
-            <w:pPr>
-              <w:snapToGrid w:val="0"/>
-              <w:rPr>
-                <w:rFonts w:ascii="游ゴシック" w:eastAsia="游ゴシック" w:hAnsi="游ゴシック"/>
-                <w:sz w:val="20"/>
-              </w:rPr>
-            </w:pPr>
-            <w:r>
-              <w:rPr>
-                <w:rFonts w:ascii="游ゴシック" w:eastAsia="游ゴシック" w:hAnsi="游ゴシック" w:hint="eastAsia"/>
-                <w:sz w:val="20"/>
-              </w:rPr>
-              <w:t>ドロップダウンボタンにそれぞれ、</w:t>
-            </w:r>
-            <w:r>
-              <w:rPr>
-                <w:rFonts w:ascii="游ゴシック" w:eastAsia="游ゴシック" w:hAnsi="游ゴシック" w:hint="eastAsia"/>
-                <w:sz w:val="20"/>
-              </w:rPr>
-              <w:t>料金名</w:t>
-            </w:r>
-            <w:r>
-              <w:rPr>
-                <w:rFonts w:ascii="游ゴシック" w:eastAsia="游ゴシック" w:hAnsi="游ゴシック" w:hint="eastAsia"/>
-                <w:sz w:val="20"/>
-              </w:rPr>
-              <w:t>、昇順を選択し、検索ボタンを押下する</w:t>
+          </w:tcPr>
+          <w:p>
+            <w:pPr>
+              <w:snapToGrid w:val="0"/>
+              <w:rPr>
+                <w:rFonts w:ascii="游ゴシック" w:eastAsia="游ゴシック" w:hAnsi="游ゴシック" w:hint="eastAsia"/>
+                <w:sz w:val="20"/>
+              </w:rPr>
+            </w:pPr>
+            <w:r>
+              <w:rPr>
+                <w:rFonts w:ascii="游ゴシック" w:eastAsia="游ゴシック" w:hAnsi="游ゴシック" w:hint="eastAsia"/>
+                <w:sz w:val="20"/>
+              </w:rPr>
+              <w:t>料金名を入力し、ドロップダウンリスト</w:t>
+            </w:r>
+            <w:r>
+              <w:rPr>
+                <w:rFonts w:ascii="游ゴシック" w:eastAsia="游ゴシック" w:hAnsi="游ゴシック" w:hint="eastAsia"/>
+                <w:sz w:val="20"/>
+              </w:rPr>
+              <w:t>にそれぞれ、</w:t>
+            </w:r>
+            <w:r>
+              <w:rPr>
+                <w:rFonts w:ascii="游ゴシック" w:eastAsia="游ゴシック" w:hAnsi="游ゴシック" w:hint="eastAsia"/>
+                <w:sz w:val="20"/>
+              </w:rPr>
+              <w:t>料金I</w:t>
+            </w:r>
+            <w:r>
+              <w:rPr>
+                <w:rFonts w:ascii="游ゴシック" w:eastAsia="游ゴシック" w:hAnsi="游ゴシック"/>
+                <w:sz w:val="20"/>
+              </w:rPr>
+              <w:t>D</w:t>
+            </w:r>
+            <w:r>
+              <w:rPr>
+                <w:rFonts w:ascii="游ゴシック" w:eastAsia="游ゴシック" w:hAnsi="游ゴシック" w:hint="eastAsia"/>
+                <w:sz w:val="20"/>
+              </w:rPr>
+              <w:t>、</w:t>
+            </w:r>
+            <w:r>
+              <w:rPr>
+                <w:rFonts w:ascii="游ゴシック" w:eastAsia="游ゴシック" w:hAnsi="游ゴシック" w:hint="eastAsia"/>
+                <w:sz w:val="20"/>
+              </w:rPr>
+              <w:t>降順</w:t>
+            </w:r>
+            <w:r>
+              <w:rPr>
+                <w:rFonts w:ascii="游ゴシック" w:eastAsia="游ゴシック" w:hAnsi="游ゴシック" w:hint="eastAsia"/>
+                <w:sz w:val="20"/>
+              </w:rPr>
+              <w:t>を選択し、検索ボタンを押下する</w:t>
             </w:r>
             <w:r>
               <w:rPr>
@@ -4210,30 +4269,37 @@
             <w:pPr>
               <w:snapToGrid w:val="0"/>
               <w:rPr>
-                <w:rFonts w:ascii="游ゴシック" w:eastAsia="游ゴシック" w:hAnsi="游ゴシック"/>
-                <w:sz w:val="20"/>
-              </w:rPr>
-            </w:pPr>
-            <w:r>
-              <w:rPr>
-                <w:rFonts w:ascii="游ゴシック" w:eastAsia="游ゴシック" w:hAnsi="游ゴシック" w:hint="eastAsia"/>
-                <w:sz w:val="20"/>
-              </w:rPr>
-              <w:t>検索結果が、</w:t>
-            </w:r>
-            <w:r>
-              <w:rPr>
-                <w:rFonts w:ascii="游ゴシック" w:eastAsia="游ゴシック" w:hAnsi="游ゴシック" w:hint="eastAsia"/>
-                <w:sz w:val="20"/>
-              </w:rPr>
-              <w:t>料金名</w:t>
-            </w:r>
-            <w:r>
-              <w:rPr>
-                <w:rFonts w:ascii="游ゴシック" w:eastAsia="游ゴシック" w:hAnsi="游ゴシック" w:hint="eastAsia"/>
-                <w:sz w:val="20"/>
-              </w:rPr>
-              <w:t>に対して昇順で表示されていること。</w:t>
+                <w:rFonts w:ascii="游ゴシック" w:eastAsia="游ゴシック" w:hAnsi="游ゴシック" w:hint="eastAsia"/>
+                <w:sz w:val="20"/>
+              </w:rPr>
+            </w:pPr>
+            <w:r>
+              <w:rPr>
+                <w:rFonts w:ascii="游ゴシック" w:eastAsia="游ゴシック" w:hAnsi="游ゴシック" w:hint="eastAsia"/>
+                <w:sz w:val="20"/>
+              </w:rPr>
+              <w:t>検索結果に該当者が、</w:t>
+            </w:r>
+            <w:r>
+              <w:rPr>
+                <w:rFonts w:ascii="游ゴシック" w:eastAsia="游ゴシック" w:hAnsi="游ゴシック" w:hint="eastAsia"/>
+                <w:sz w:val="20"/>
+              </w:rPr>
+              <w:t>料金I</w:t>
+            </w:r>
+            <w:r>
+              <w:rPr>
+                <w:rFonts w:ascii="游ゴシック" w:eastAsia="游ゴシック" w:hAnsi="游ゴシック"/>
+                <w:sz w:val="20"/>
+              </w:rPr>
+              <w:t>D</w:t>
+            </w:r>
+            <w:r>
+              <w:rPr>
+                <w:rFonts w:ascii="游ゴシック" w:eastAsia="游ゴシック" w:hAnsi="游ゴシック" w:hint="eastAsia"/>
+                <w:sz w:val="20"/>
+              </w:rPr>
+              <w:t>に対して降順で表示されていること。</w:t>
             </w:r>
           </w:p>
         </w:tc>
@@ -4312,22 +4378,92 @@
         <w:tc>
           <w:tcPr>
             <w:tcW w:w="5355" w:type="dxa"/>
-            <w:vAlign w:val="center"/>
-          </w:tcPr>
-          <w:p>
-            <w:pPr>
-              <w:snapToGrid w:val="0"/>
-              <w:rPr>
-                <w:rFonts w:ascii="游ゴシック" w:eastAsia="游ゴシック" w:hAnsi="游ゴシック"/>
-                <w:sz w:val="20"/>
-              </w:rPr>
-            </w:pPr>
-            <w:r>
-              <w:rPr>
-                <w:rFonts w:ascii="游ゴシック" w:eastAsia="游ゴシック" w:hAnsi="游ゴシック" w:hint="eastAsia"/>
-                <w:sz w:val="20"/>
-              </w:rPr>
-              <w:t>ドロップダウンボタンにそれぞれ、</w:t>
+          </w:tcPr>
+          <w:p>
+            <w:pPr>
+              <w:snapToGrid w:val="0"/>
+              <w:rPr>
+                <w:rFonts w:ascii="游ゴシック" w:eastAsia="游ゴシック" w:hAnsi="游ゴシック" w:hint="eastAsia"/>
+                <w:sz w:val="20"/>
+              </w:rPr>
+            </w:pPr>
+            <w:r>
+              <w:rPr>
+                <w:rFonts w:ascii="游ゴシック" w:eastAsia="游ゴシック" w:hAnsi="游ゴシック" w:hint="eastAsia"/>
+                <w:sz w:val="20"/>
+              </w:rPr>
+              <w:t>料金名を入力し、ドロップダウンリスト</w:t>
+            </w:r>
+            <w:r>
+              <w:rPr>
+                <w:rFonts w:ascii="游ゴシック" w:eastAsia="游ゴシック" w:hAnsi="游ゴシック" w:hint="eastAsia"/>
+                <w:sz w:val="20"/>
+              </w:rPr>
+              <w:t>にそれぞれ、</w:t>
+            </w:r>
+            <w:r>
+              <w:rPr>
+                <w:rFonts w:ascii="游ゴシック" w:eastAsia="游ゴシック" w:hAnsi="游ゴシック" w:hint="eastAsia"/>
+                <w:sz w:val="20"/>
+              </w:rPr>
+              <w:t>料金</w:t>
+            </w:r>
+            <w:r>
+              <w:rPr>
+                <w:rFonts w:ascii="游ゴシック" w:eastAsia="游ゴシック" w:hAnsi="游ゴシック" w:hint="eastAsia"/>
+                <w:sz w:val="20"/>
+              </w:rPr>
+              <w:t>名</w:t>
+            </w:r>
+            <w:r>
+              <w:rPr>
+                <w:rFonts w:ascii="游ゴシック" w:eastAsia="游ゴシック" w:hAnsi="游ゴシック" w:hint="eastAsia"/>
+                <w:sz w:val="20"/>
+              </w:rPr>
+              <w:t>、</w:t>
+            </w:r>
+            <w:r>
+              <w:rPr>
+                <w:rFonts w:ascii="游ゴシック" w:eastAsia="游ゴシック" w:hAnsi="游ゴシック" w:hint="eastAsia"/>
+                <w:sz w:val="20"/>
+              </w:rPr>
+              <w:t>昇順</w:t>
+            </w:r>
+            <w:r>
+              <w:rPr>
+                <w:rFonts w:ascii="游ゴシック" w:eastAsia="游ゴシック" w:hAnsi="游ゴシック" w:hint="eastAsia"/>
+                <w:sz w:val="20"/>
+              </w:rPr>
+              <w:t>を選択し、検索ボタンを押下する</w:t>
+            </w:r>
+            <w:r>
+              <w:rPr>
+                <w:rFonts w:ascii="游ゴシック" w:eastAsia="游ゴシック" w:hAnsi="游ゴシック" w:hint="eastAsia"/>
+                <w:sz w:val="20"/>
+              </w:rPr>
+              <w:t>。</w:t>
+            </w:r>
+          </w:p>
+        </w:tc>
+        <w:tc>
+          <w:tcPr>
+            <w:tcW w:w="4935" w:type="dxa"/>
+            <w:vAlign w:val="center"/>
+          </w:tcPr>
+          <w:p>
+            <w:pPr>
+              <w:snapToGrid w:val="0"/>
+              <w:rPr>
+                <w:rFonts w:ascii="游ゴシック" w:eastAsia="游ゴシック" w:hAnsi="游ゴシック" w:hint="eastAsia"/>
+                <w:sz w:val="20"/>
+              </w:rPr>
+            </w:pPr>
+            <w:r>
+              <w:rPr>
+                <w:rFonts w:ascii="游ゴシック" w:eastAsia="游ゴシック" w:hAnsi="游ゴシック" w:hint="eastAsia"/>
+                <w:sz w:val="20"/>
+              </w:rPr>
+              <w:t>検索結果に該当者が、</w:t>
             </w:r>
             <w:r>
               <w:rPr>
@@ -4341,63 +4477,6 @@
                 <w:rFonts w:ascii="游ゴシック" w:eastAsia="游ゴシック" w:hAnsi="游ゴシック" w:hint="eastAsia"/>
                 <w:sz w:val="20"/>
               </w:rPr>
-              <w:t>、</w:t>
-            </w:r>
-            <w:r>
-              <w:rPr>
-                <w:rFonts w:ascii="游ゴシック" w:eastAsia="游ゴシック" w:hAnsi="游ゴシック" w:hint="eastAsia"/>
-                <w:sz w:val="20"/>
-              </w:rPr>
-              <w:t>降順</w:t>
-            </w:r>
-            <w:r>
-              <w:rPr>
-                <w:rFonts w:ascii="游ゴシック" w:eastAsia="游ゴシック" w:hAnsi="游ゴシック" w:hint="eastAsia"/>
-                <w:sz w:val="20"/>
-              </w:rPr>
-              <w:t>を選択し、検索ボタンを押下する</w:t>
-            </w:r>
-            <w:r>
-              <w:rPr>
-                <w:rFonts w:ascii="游ゴシック" w:eastAsia="游ゴシック" w:hAnsi="游ゴシック" w:hint="eastAsia"/>
-                <w:sz w:val="20"/>
-              </w:rPr>
-              <w:t>。</w:t>
-            </w:r>
-          </w:p>
-        </w:tc>
-        <w:tc>
-          <w:tcPr>
-            <w:tcW w:w="4935" w:type="dxa"/>
-            <w:vAlign w:val="center"/>
-          </w:tcPr>
-          <w:p>
-            <w:pPr>
-              <w:snapToGrid w:val="0"/>
-              <w:rPr>
-                <w:rFonts w:ascii="游ゴシック" w:eastAsia="游ゴシック" w:hAnsi="游ゴシック"/>
-                <w:sz w:val="20"/>
-              </w:rPr>
-            </w:pPr>
-            <w:r>
-              <w:rPr>
-                <w:rFonts w:ascii="游ゴシック" w:eastAsia="游ゴシック" w:hAnsi="游ゴシック" w:hint="eastAsia"/>
-                <w:sz w:val="20"/>
-              </w:rPr>
-              <w:t>検索結果が、</w:t>
-            </w:r>
-            <w:r>
-              <w:rPr>
-                <w:rFonts w:ascii="游ゴシック" w:eastAsia="游ゴシック" w:hAnsi="游ゴシック" w:hint="eastAsia"/>
-                <w:sz w:val="20"/>
-              </w:rPr>
-              <w:t>料金名</w:t>
-            </w:r>
-            <w:r>
-              <w:rPr>
-                <w:rFonts w:ascii="游ゴシック" w:eastAsia="游ゴシック" w:hAnsi="游ゴシック" w:hint="eastAsia"/>
-                <w:sz w:val="20"/>
-              </w:rPr>
               <w:t>に対して</w:t>
             </w:r>
             <w:r>
@@ -4405,7 +4484,7 @@
                 <w:rFonts w:ascii="游ゴシック" w:eastAsia="游ゴシック" w:hAnsi="游ゴシック" w:hint="eastAsia"/>
                 <w:sz w:val="20"/>
               </w:rPr>
-              <w:t>降順</w:t>
+              <w:t>昇順</w:t>
             </w:r>
             <w:r>
               <w:rPr>
@@ -4491,36 +4570,56 @@
         <w:tc>
           <w:tcPr>
             <w:tcW w:w="5355" w:type="dxa"/>
-            <w:vAlign w:val="center"/>
-          </w:tcPr>
-          <w:p>
-            <w:pPr>
-              <w:snapToGrid w:val="0"/>
-              <w:rPr>
-                <w:rFonts w:ascii="游ゴシック" w:eastAsia="游ゴシック" w:hAnsi="游ゴシック"/>
-                <w:sz w:val="20"/>
-              </w:rPr>
-            </w:pPr>
-            <w:r>
-              <w:rPr>
-                <w:rFonts w:ascii="游ゴシック" w:eastAsia="游ゴシック" w:hAnsi="游ゴシック" w:hint="eastAsia"/>
-                <w:sz w:val="20"/>
-              </w:rPr>
-              <w:t>ドロップダウンボタンにそれぞれ、</w:t>
-            </w:r>
-            <w:r>
-              <w:rPr>
-                <w:rFonts w:ascii="游ゴシック" w:eastAsia="游ゴシック" w:hAnsi="游ゴシック" w:hint="eastAsia"/>
-                <w:sz w:val="20"/>
-              </w:rPr>
-              <w:t>月額料金</w:t>
-            </w:r>
-            <w:r>
-              <w:rPr>
-                <w:rFonts w:ascii="游ゴシック" w:eastAsia="游ゴシック" w:hAnsi="游ゴシック" w:hint="eastAsia"/>
-                <w:sz w:val="20"/>
-              </w:rPr>
-              <w:t>、昇順を選択し、検索ボタンを押下する</w:t>
+          </w:tcPr>
+          <w:p>
+            <w:pPr>
+              <w:snapToGrid w:val="0"/>
+              <w:rPr>
+                <w:rFonts w:ascii="游ゴシック" w:eastAsia="游ゴシック" w:hAnsi="游ゴシック" w:hint="eastAsia"/>
+                <w:sz w:val="20"/>
+              </w:rPr>
+            </w:pPr>
+            <w:r>
+              <w:rPr>
+                <w:rFonts w:ascii="游ゴシック" w:eastAsia="游ゴシック" w:hAnsi="游ゴシック" w:hint="eastAsia"/>
+                <w:sz w:val="20"/>
+              </w:rPr>
+              <w:t>料金名を未入力にして、ドロップダウンリスト</w:t>
+            </w:r>
+            <w:r>
+              <w:rPr>
+                <w:rFonts w:ascii="游ゴシック" w:eastAsia="游ゴシック" w:hAnsi="游ゴシック" w:hint="eastAsia"/>
+                <w:sz w:val="20"/>
+              </w:rPr>
+              <w:t>にそれぞれ、</w:t>
+            </w:r>
+            <w:r>
+              <w:rPr>
+                <w:rFonts w:ascii="游ゴシック" w:eastAsia="游ゴシック" w:hAnsi="游ゴシック" w:hint="eastAsia"/>
+                <w:sz w:val="20"/>
+              </w:rPr>
+              <w:t>適用開始日</w:t>
+            </w:r>
+            <w:r>
+              <w:rPr>
+                <w:rFonts w:ascii="游ゴシック" w:eastAsia="游ゴシック" w:hAnsi="游ゴシック" w:hint="eastAsia"/>
+                <w:sz w:val="20"/>
+              </w:rPr>
+              <w:t>、</w:t>
+            </w:r>
+            <w:r>
+              <w:rPr>
+                <w:rFonts w:ascii="游ゴシック" w:eastAsia="游ゴシック" w:hAnsi="游ゴシック" w:hint="eastAsia"/>
+                <w:sz w:val="20"/>
+              </w:rPr>
+              <w:t>昇順</w:t>
+            </w:r>
+            <w:r>
+              <w:rPr>
+                <w:rFonts w:ascii="游ゴシック" w:eastAsia="游ゴシック" w:hAnsi="游ゴシック" w:hint="eastAsia"/>
+                <w:sz w:val="20"/>
+              </w:rPr>
+              <w:t>を選択し、検索ボタンを押下する</w:t>
             </w:r>
             <w:r>
               <w:rPr>
@@ -4540,30 +4639,44 @@
             <w:pPr>
               <w:snapToGrid w:val="0"/>
               <w:rPr>
-                <w:rFonts w:ascii="游ゴシック" w:eastAsia="游ゴシック" w:hAnsi="游ゴシック"/>
-                <w:sz w:val="20"/>
-              </w:rPr>
-            </w:pPr>
-            <w:r>
-              <w:rPr>
-                <w:rFonts w:ascii="游ゴシック" w:eastAsia="游ゴシック" w:hAnsi="游ゴシック" w:hint="eastAsia"/>
-                <w:sz w:val="20"/>
-              </w:rPr>
-              <w:t>検索結果が、</w:t>
-            </w:r>
-            <w:r>
-              <w:rPr>
-                <w:rFonts w:ascii="游ゴシック" w:eastAsia="游ゴシック" w:hAnsi="游ゴシック" w:hint="eastAsia"/>
-                <w:sz w:val="20"/>
-              </w:rPr>
-              <w:t>月額料金</w:t>
-            </w:r>
-            <w:r>
-              <w:rPr>
-                <w:rFonts w:ascii="游ゴシック" w:eastAsia="游ゴシック" w:hAnsi="游ゴシック" w:hint="eastAsia"/>
-                <w:sz w:val="20"/>
-              </w:rPr>
-              <w:t>に対して昇順で表示されていること。</w:t>
+                <w:rFonts w:ascii="游ゴシック" w:eastAsia="游ゴシック" w:hAnsi="游ゴシック" w:hint="eastAsia"/>
+                <w:sz w:val="20"/>
+              </w:rPr>
+            </w:pPr>
+            <w:r>
+              <w:rPr>
+                <w:rFonts w:ascii="游ゴシック" w:eastAsia="游ゴシック" w:hAnsi="游ゴシック" w:hint="eastAsia"/>
+                <w:sz w:val="20"/>
+              </w:rPr>
+              <w:t>すべての料金情報に対して、</w:t>
+            </w:r>
+            <w:r>
+              <w:rPr>
+                <w:rFonts w:ascii="游ゴシック" w:eastAsia="游ゴシック" w:hAnsi="游ゴシック" w:hint="eastAsia"/>
+                <w:sz w:val="20"/>
+              </w:rPr>
+              <w:t>適用開始日</w:t>
+            </w:r>
+            <w:r>
+              <w:rPr>
+                <w:rFonts w:ascii="游ゴシック" w:eastAsia="游ゴシック" w:hAnsi="游ゴシック" w:hint="eastAsia"/>
+                <w:sz w:val="20"/>
+              </w:rPr>
+              <w:t>に対して</w:t>
+            </w:r>
+            <w:r>
+              <w:rPr>
+                <w:rFonts w:ascii="游ゴシック" w:eastAsia="游ゴシック" w:hAnsi="游ゴシック" w:hint="eastAsia"/>
+                <w:sz w:val="20"/>
+              </w:rPr>
+              <w:t>昇順</w:t>
+            </w:r>
+            <w:r>
+              <w:rPr>
+                <w:rFonts w:ascii="游ゴシック" w:eastAsia="游ゴシック" w:hAnsi="游ゴシック" w:hint="eastAsia"/>
+                <w:sz w:val="20"/>
+              </w:rPr>
+              <w:t>で表示されていること。</w:t>
             </w:r>
           </w:p>
         </w:tc>
@@ -4642,28 +4755,35 @@
         <w:tc>
           <w:tcPr>
             <w:tcW w:w="5355" w:type="dxa"/>
-            <w:vAlign w:val="center"/>
-          </w:tcPr>
-          <w:p>
-            <w:pPr>
-              <w:rPr>
-                <w:rFonts w:ascii="游ゴシック" w:eastAsia="游ゴシック" w:hAnsi="游ゴシック"/>
-                <w:sz w:val="20"/>
-              </w:rPr>
-            </w:pPr>
-            <w:r>
-              <w:rPr>
-                <w:rFonts w:ascii="游ゴシック" w:eastAsia="游ゴシック" w:hAnsi="游ゴシック" w:hint="eastAsia"/>
-                <w:sz w:val="20"/>
-              </w:rPr>
-              <w:t>ドロップダウンボタンにそれぞれ、</w:t>
-            </w:r>
-            <w:r>
-              <w:rPr>
-                <w:rFonts w:ascii="游ゴシック" w:eastAsia="游ゴシック" w:hAnsi="游ゴシック" w:hint="eastAsia"/>
-                <w:sz w:val="20"/>
-              </w:rPr>
-              <w:t>月額料金</w:t>
+          </w:tcPr>
+          <w:p>
+            <w:pPr>
+              <w:snapToGrid w:val="0"/>
+              <w:rPr>
+                <w:rFonts w:ascii="游ゴシック" w:eastAsia="游ゴシック" w:hAnsi="游ゴシック" w:hint="eastAsia"/>
+                <w:sz w:val="20"/>
+              </w:rPr>
+            </w:pPr>
+            <w:r>
+              <w:rPr>
+                <w:rFonts w:ascii="游ゴシック" w:eastAsia="游ゴシック" w:hAnsi="游ゴシック" w:hint="eastAsia"/>
+                <w:sz w:val="20"/>
+              </w:rPr>
+              <w:t>料金名を入力し、ドロップダウンリスト</w:t>
+            </w:r>
+            <w:r>
+              <w:rPr>
+                <w:rFonts w:ascii="游ゴシック" w:eastAsia="游ゴシック" w:hAnsi="游ゴシック" w:hint="eastAsia"/>
+                <w:sz w:val="20"/>
+              </w:rPr>
+              <w:t>にそれぞれ、</w:t>
+            </w:r>
+            <w:r>
+              <w:rPr>
+                <w:rFonts w:ascii="游ゴシック" w:eastAsia="游ゴシック" w:hAnsi="游ゴシック" w:hint="eastAsia"/>
+                <w:sz w:val="20"/>
+              </w:rPr>
+              <w:t>適用終了日</w:t>
             </w:r>
             <w:r>
               <w:rPr>
@@ -4677,7 +4797,7 @@
                 <w:rFonts w:ascii="游ゴシック" w:eastAsia="游ゴシック" w:hAnsi="游ゴシック" w:hint="eastAsia"/>
                 <w:sz w:val="20"/>
               </w:rPr>
-              <w:t>降順</w:t>
+              <w:t>昇順</w:t>
             </w:r>
             <w:r>
               <w:rPr>
@@ -4704,44 +4824,30 @@
             <w:pPr>
               <w:snapToGrid w:val="0"/>
               <w:rPr>
-                <w:rFonts w:ascii="游ゴシック" w:eastAsia="游ゴシック" w:hAnsi="游ゴシック"/>
-                <w:sz w:val="20"/>
-              </w:rPr>
-            </w:pPr>
-            <w:r>
-              <w:rPr>
-                <w:rFonts w:ascii="游ゴシック" w:eastAsia="游ゴシック" w:hAnsi="游ゴシック" w:hint="eastAsia"/>
-                <w:sz w:val="20"/>
-              </w:rPr>
-              <w:t>検索結果が、</w:t>
-            </w:r>
-            <w:r>
-              <w:rPr>
-                <w:rFonts w:ascii="游ゴシック" w:eastAsia="游ゴシック" w:hAnsi="游ゴシック" w:hint="eastAsia"/>
-                <w:sz w:val="20"/>
-              </w:rPr>
-              <w:t>月額料金</w:t>
-            </w:r>
-            <w:r>
-              <w:rPr>
-                <w:rFonts w:ascii="游ゴシック" w:eastAsia="游ゴシック" w:hAnsi="游ゴシック" w:hint="eastAsia"/>
-                <w:sz w:val="20"/>
-              </w:rPr>
-              <w:t>に対して</w:t>
-            </w:r>
-            <w:r>
-              <w:rPr>
-                <w:rFonts w:ascii="游ゴシック" w:eastAsia="游ゴシック" w:hAnsi="游ゴシック" w:hint="eastAsia"/>
-                <w:sz w:val="20"/>
-              </w:rPr>
-              <w:t>降順</w:t>
-            </w:r>
-            <w:r>
-              <w:rPr>
-                <w:rFonts w:ascii="游ゴシック" w:eastAsia="游ゴシック" w:hAnsi="游ゴシック" w:hint="eastAsia"/>
-                <w:sz w:val="20"/>
-              </w:rPr>
-              <w:t>で表示されていること。</w:t>
+                <w:rFonts w:ascii="游ゴシック" w:eastAsia="游ゴシック" w:hAnsi="游ゴシック" w:hint="eastAsia"/>
+                <w:sz w:val="20"/>
+              </w:rPr>
+            </w:pPr>
+            <w:r>
+              <w:rPr>
+                <w:rFonts w:ascii="游ゴシック" w:eastAsia="游ゴシック" w:hAnsi="游ゴシック" w:hint="eastAsia"/>
+                <w:sz w:val="20"/>
+              </w:rPr>
+              <w:t>検索結果に該当者が、</w:t>
+            </w:r>
+            <w:r>
+              <w:rPr>
+                <w:rFonts w:ascii="游ゴシック" w:eastAsia="游ゴシック" w:hAnsi="游ゴシック" w:hint="eastAsia"/>
+                <w:sz w:val="20"/>
+              </w:rPr>
+              <w:t>適用終了日</w:t>
+            </w:r>
+            <w:r>
+              <w:rPr>
+                <w:rFonts w:ascii="游ゴシック" w:eastAsia="游ゴシック" w:hAnsi="游ゴシック" w:hint="eastAsia"/>
+                <w:sz w:val="20"/>
+              </w:rPr>
+              <w:t>に対して昇順で表示されていること。</w:t>
             </w:r>
           </w:p>
         </w:tc>
@@ -4820,36 +4926,56 @@
         <w:tc>
           <w:tcPr>
             <w:tcW w:w="5355" w:type="dxa"/>
-            <w:vAlign w:val="center"/>
-          </w:tcPr>
-          <w:p>
-            <w:pPr>
-              <w:snapToGrid w:val="0"/>
-              <w:rPr>
-                <w:rFonts w:ascii="游ゴシック" w:eastAsia="游ゴシック" w:hAnsi="游ゴシック"/>
-                <w:sz w:val="20"/>
-              </w:rPr>
-            </w:pPr>
-            <w:r>
-              <w:rPr>
-                <w:rFonts w:ascii="游ゴシック" w:eastAsia="游ゴシック" w:hAnsi="游ゴシック" w:hint="eastAsia"/>
-                <w:sz w:val="20"/>
-              </w:rPr>
-              <w:t>ドロップダウンボタンにそれぞれ、</w:t>
-            </w:r>
-            <w:r>
-              <w:rPr>
-                <w:rFonts w:ascii="游ゴシック" w:eastAsia="游ゴシック" w:hAnsi="游ゴシック" w:hint="eastAsia"/>
-                <w:sz w:val="20"/>
-              </w:rPr>
-              <w:t>適用開始日</w:t>
-            </w:r>
-            <w:r>
-              <w:rPr>
-                <w:rFonts w:ascii="游ゴシック" w:eastAsia="游ゴシック" w:hAnsi="游ゴシック" w:hint="eastAsia"/>
-                <w:sz w:val="20"/>
-              </w:rPr>
-              <w:t>、昇順を選択し、検索ボタンを押下する</w:t>
+          </w:tcPr>
+          <w:p>
+            <w:pPr>
+              <w:snapToGrid w:val="0"/>
+              <w:rPr>
+                <w:rFonts w:ascii="游ゴシック" w:eastAsia="游ゴシック" w:hAnsi="游ゴシック" w:hint="eastAsia"/>
+                <w:sz w:val="20"/>
+              </w:rPr>
+            </w:pPr>
+            <w:r>
+              <w:rPr>
+                <w:rFonts w:ascii="游ゴシック" w:eastAsia="游ゴシック" w:hAnsi="游ゴシック" w:hint="eastAsia"/>
+                <w:sz w:val="20"/>
+              </w:rPr>
+              <w:t>料金名を入力し、ドロップダウンリスト</w:t>
+            </w:r>
+            <w:r>
+              <w:rPr>
+                <w:rFonts w:ascii="游ゴシック" w:eastAsia="游ゴシック" w:hAnsi="游ゴシック" w:hint="eastAsia"/>
+                <w:sz w:val="20"/>
+              </w:rPr>
+              <w:t>にそれぞれ、</w:t>
+            </w:r>
+            <w:r>
+              <w:rPr>
+                <w:rFonts w:ascii="游ゴシック" w:eastAsia="游ゴシック" w:hAnsi="游ゴシック" w:hint="eastAsia"/>
+                <w:sz w:val="20"/>
+              </w:rPr>
+              <w:t>月額</w:t>
+            </w:r>
+            <w:r>
+              <w:rPr>
+                <w:rFonts w:ascii="游ゴシック" w:eastAsia="游ゴシック" w:hAnsi="游ゴシック" w:hint="eastAsia"/>
+                <w:sz w:val="20"/>
+              </w:rPr>
+              <w:t>料金</w:t>
+            </w:r>
+            <w:r>
+              <w:rPr>
+                <w:rFonts w:ascii="游ゴシック" w:eastAsia="游ゴシック" w:hAnsi="游ゴシック" w:hint="eastAsia"/>
+                <w:sz w:val="20"/>
+              </w:rPr>
+              <w:t>、昇順</w:t>
+            </w:r>
+            <w:r>
+              <w:rPr>
+                <w:rFonts w:ascii="游ゴシック" w:eastAsia="游ゴシック" w:hAnsi="游ゴシック" w:hint="eastAsia"/>
+                <w:sz w:val="20"/>
+              </w:rPr>
+              <w:t>を選択し、検索ボタンを押下する</w:t>
             </w:r>
             <w:r>
               <w:rPr>
@@ -4869,23 +4995,23 @@
             <w:pPr>
               <w:snapToGrid w:val="0"/>
               <w:rPr>
-                <w:rFonts w:ascii="游ゴシック" w:eastAsia="游ゴシック" w:hAnsi="游ゴシック"/>
-                <w:sz w:val="20"/>
-              </w:rPr>
-            </w:pPr>
-            <w:r>
-              <w:rPr>
-                <w:rFonts w:ascii="游ゴシック" w:eastAsia="游ゴシック" w:hAnsi="游ゴシック" w:hint="eastAsia"/>
-                <w:sz w:val="20"/>
-              </w:rPr>
-              <w:t>検索結果が、</w:t>
-            </w:r>
-            <w:r>
-              <w:rPr>
-                <w:rFonts w:ascii="游ゴシック" w:eastAsia="游ゴシック" w:hAnsi="游ゴシック" w:hint="eastAsia"/>
-                <w:sz w:val="20"/>
-              </w:rPr>
-              <w:t>適用開始日</w:t>
+                <w:rFonts w:ascii="游ゴシック" w:eastAsia="游ゴシック" w:hAnsi="游ゴシック" w:hint="eastAsia"/>
+                <w:sz w:val="20"/>
+              </w:rPr>
+            </w:pPr>
+            <w:r>
+              <w:rPr>
+                <w:rFonts w:ascii="游ゴシック" w:eastAsia="游ゴシック" w:hAnsi="游ゴシック" w:hint="eastAsia"/>
+                <w:sz w:val="20"/>
+              </w:rPr>
+              <w:t>検索結果に該当者が、</w:t>
+            </w:r>
+            <w:r>
+              <w:rPr>
+                <w:rFonts w:ascii="游ゴシック" w:eastAsia="游ゴシック" w:hAnsi="游ゴシック" w:hint="eastAsia"/>
+                <w:sz w:val="20"/>
+              </w:rPr>
+              <w:t>月額料金</w:t>
             </w:r>
             <w:r>
               <w:rPr>
@@ -4962,7 +5088,7 @@
               <w:snapToGrid w:val="0"/>
               <w:jc w:val="center"/>
               <w:rPr>
-                <w:rFonts w:ascii="游ゴシック" w:eastAsia="游ゴシック" w:hAnsi="游ゴシック" w:hint="eastAsia"/>
+                <w:rFonts w:ascii="游ゴシック" w:eastAsia="游ゴシック" w:hAnsi="游ゴシック"/>
                 <w:sz w:val="20"/>
               </w:rPr>
             </w:pPr>
@@ -4971,29 +5097,35 @@
         <w:tc>
           <w:tcPr>
             <w:tcW w:w="5355" w:type="dxa"/>
-            <w:vAlign w:val="center"/>
-          </w:tcPr>
-          <w:p>
-            <w:pPr>
-              <w:snapToGrid w:val="0"/>
-              <w:rPr>
-                <w:rFonts w:ascii="游ゴシック" w:eastAsia="游ゴシック" w:hAnsi="游ゴシック"/>
-                <w:sz w:val="20"/>
-              </w:rPr>
-            </w:pPr>
-            <w:r>
-              <w:rPr>
-                <w:rFonts w:ascii="游ゴシック" w:eastAsia="游ゴシック" w:hAnsi="游ゴシック" w:hint="eastAsia"/>
-                <w:sz w:val="20"/>
-              </w:rPr>
-              <w:t>ドロップダウンボタンにそれぞれ、</w:t>
-            </w:r>
-            <w:r>
-              <w:rPr>
-                <w:rFonts w:ascii="游ゴシック" w:eastAsia="游ゴシック" w:hAnsi="游ゴシック" w:hint="eastAsia"/>
-                <w:sz w:val="20"/>
-              </w:rPr>
-              <w:t>適用開始日</w:t>
+          </w:tcPr>
+          <w:p>
+            <w:pPr>
+              <w:snapToGrid w:val="0"/>
+              <w:rPr>
+                <w:rFonts w:ascii="游ゴシック" w:eastAsia="游ゴシック" w:hAnsi="游ゴシック" w:hint="eastAsia"/>
+                <w:sz w:val="20"/>
+              </w:rPr>
+            </w:pPr>
+            <w:r>
+              <w:rPr>
+                <w:rFonts w:ascii="游ゴシック" w:eastAsia="游ゴシック" w:hAnsi="游ゴシック" w:hint="eastAsia"/>
+                <w:sz w:val="20"/>
+              </w:rPr>
+              <w:t>料金名を未入力にして、ドロップダウンリスト</w:t>
+            </w:r>
+            <w:r>
+              <w:rPr>
+                <w:rFonts w:ascii="游ゴシック" w:eastAsia="游ゴシック" w:hAnsi="游ゴシック" w:hint="eastAsia"/>
+                <w:sz w:val="20"/>
+              </w:rPr>
+              <w:t>にそれぞれ、</w:t>
+            </w:r>
+            <w:r>
+              <w:rPr>
+                <w:rFonts w:ascii="游ゴシック" w:eastAsia="游ゴシック" w:hAnsi="游ゴシック" w:hint="eastAsia"/>
+                <w:sz w:val="20"/>
+              </w:rPr>
+              <w:t>料金名</w:t>
             </w:r>
             <w:r>
               <w:rPr>
@@ -5034,23 +5166,23 @@
             <w:pPr>
               <w:snapToGrid w:val="0"/>
               <w:rPr>
-                <w:rFonts w:ascii="游ゴシック" w:eastAsia="游ゴシック" w:hAnsi="游ゴシック"/>
-                <w:sz w:val="20"/>
-              </w:rPr>
-            </w:pPr>
-            <w:r>
-              <w:rPr>
-                <w:rFonts w:ascii="游ゴシック" w:eastAsia="游ゴシック" w:hAnsi="游ゴシック" w:hint="eastAsia"/>
-                <w:sz w:val="20"/>
-              </w:rPr>
-              <w:t>検索結果が、</w:t>
-            </w:r>
-            <w:r>
-              <w:rPr>
-                <w:rFonts w:ascii="游ゴシック" w:eastAsia="游ゴシック" w:hAnsi="游ゴシック" w:hint="eastAsia"/>
-                <w:sz w:val="20"/>
-              </w:rPr>
-              <w:t>適用開始日</w:t>
+                <w:rFonts w:ascii="游ゴシック" w:eastAsia="游ゴシック" w:hAnsi="游ゴシック" w:hint="eastAsia"/>
+                <w:sz w:val="20"/>
+              </w:rPr>
+            </w:pPr>
+            <w:r>
+              <w:rPr>
+                <w:rFonts w:ascii="游ゴシック" w:eastAsia="游ゴシック" w:hAnsi="游ゴシック" w:hint="eastAsia"/>
+                <w:sz w:val="20"/>
+              </w:rPr>
+              <w:t>すべての料金情報に対して、</w:t>
+            </w:r>
+            <w:r>
+              <w:rPr>
+                <w:rFonts w:ascii="游ゴシック" w:eastAsia="游ゴシック" w:hAnsi="游ゴシック" w:hint="eastAsia"/>
+                <w:sz w:val="20"/>
+              </w:rPr>
+              <w:t>料金名</w:t>
             </w:r>
             <w:r>
               <w:rPr>
@@ -5141,7 +5273,7 @@
               <w:snapToGrid w:val="0"/>
               <w:jc w:val="center"/>
               <w:rPr>
-                <w:rFonts w:ascii="游ゴシック" w:eastAsia="游ゴシック" w:hAnsi="游ゴシック" w:hint="eastAsia"/>
+                <w:rFonts w:ascii="游ゴシック" w:eastAsia="游ゴシック" w:hAnsi="游ゴシック"/>
                 <w:sz w:val="20"/>
               </w:rPr>
             </w:pPr>
@@ -5155,30 +5287,51 @@
             <w:pPr>
               <w:snapToGrid w:val="0"/>
               <w:rPr>
-                <w:rFonts w:ascii="游ゴシック" w:eastAsia="游ゴシック" w:hAnsi="游ゴシック"/>
-                <w:sz w:val="20"/>
-              </w:rPr>
-            </w:pPr>
-            <w:r>
-              <w:rPr>
-                <w:rFonts w:ascii="游ゴシック" w:eastAsia="游ゴシック" w:hAnsi="游ゴシック" w:hint="eastAsia"/>
-                <w:sz w:val="20"/>
-              </w:rPr>
-              <w:t>ドロップダウンボタンにそれぞれ、</w:t>
-            </w:r>
-            <w:r>
-              <w:rPr>
-                <w:rFonts w:ascii="游ゴシック" w:eastAsia="游ゴシック" w:hAnsi="游ゴシック" w:hint="eastAsia"/>
-                <w:sz w:val="20"/>
-              </w:rPr>
-              <w:t>適用終了日</w:t>
-            </w:r>
-            <w:r>
-              <w:rPr>
-                <w:rFonts w:ascii="游ゴシック" w:eastAsia="游ゴシック" w:hAnsi="游ゴシック" w:hint="eastAsia"/>
-                <w:sz w:val="20"/>
-              </w:rPr>
-              <w:t>、昇順を選択し、検索ボタンを押下する</w:t>
+                <w:rFonts w:ascii="游ゴシック" w:eastAsia="游ゴシック" w:hAnsi="游ゴシック" w:hint="eastAsia"/>
+                <w:sz w:val="20"/>
+              </w:rPr>
+            </w:pPr>
+            <w:r>
+              <w:rPr>
+                <w:rFonts w:ascii="游ゴシック" w:eastAsia="游ゴシック" w:hAnsi="游ゴシック" w:hint="eastAsia"/>
+                <w:sz w:val="20"/>
+              </w:rPr>
+              <w:t>料金名を未入力にして、ドロップダウンリスト</w:t>
+            </w:r>
+            <w:r>
+              <w:rPr>
+                <w:rFonts w:ascii="游ゴシック" w:eastAsia="游ゴシック" w:hAnsi="游ゴシック" w:hint="eastAsia"/>
+                <w:sz w:val="20"/>
+              </w:rPr>
+              <w:t>にそれぞれ、</w:t>
+            </w:r>
+            <w:r>
+              <w:rPr>
+                <w:rFonts w:ascii="游ゴシック" w:eastAsia="游ゴシック" w:hAnsi="游ゴシック" w:hint="eastAsia"/>
+                <w:sz w:val="20"/>
+              </w:rPr>
+              <w:t>月額料金</w:t>
+            </w:r>
+            <w:r>
+              <w:rPr>
+                <w:rFonts w:ascii="游ゴシック" w:eastAsia="游ゴシック" w:hAnsi="游ゴシック" w:hint="eastAsia"/>
+                <w:sz w:val="20"/>
+              </w:rPr>
+              <w:t>、</w:t>
+            </w:r>
+            <w:r>
+              <w:rPr>
+                <w:rFonts w:ascii="游ゴシック" w:eastAsia="游ゴシック" w:hAnsi="游ゴシック" w:hint="eastAsia"/>
+                <w:sz w:val="20"/>
+              </w:rPr>
+              <w:t>降順</w:t>
+            </w:r>
+            <w:r>
+              <w:rPr>
+                <w:rFonts w:ascii="游ゴシック" w:eastAsia="游ゴシック" w:hAnsi="游ゴシック" w:hint="eastAsia"/>
+                <w:sz w:val="20"/>
+              </w:rPr>
+              <w:t>を選択し、検索ボタンを押下する</w:t>
             </w:r>
             <w:r>
               <w:rPr>
@@ -5198,30 +5351,44 @@
             <w:pPr>
               <w:snapToGrid w:val="0"/>
               <w:rPr>
-                <w:rFonts w:ascii="游ゴシック" w:eastAsia="游ゴシック" w:hAnsi="游ゴシック"/>
-                <w:sz w:val="20"/>
-              </w:rPr>
-            </w:pPr>
-            <w:r>
-              <w:rPr>
-                <w:rFonts w:ascii="游ゴシック" w:eastAsia="游ゴシック" w:hAnsi="游ゴシック" w:hint="eastAsia"/>
-                <w:sz w:val="20"/>
-              </w:rPr>
-              <w:t>検索結果が、</w:t>
-            </w:r>
-            <w:r>
-              <w:rPr>
-                <w:rFonts w:ascii="游ゴシック" w:eastAsia="游ゴシック" w:hAnsi="游ゴシック" w:hint="eastAsia"/>
-                <w:sz w:val="20"/>
-              </w:rPr>
-              <w:t>適用終了日</w:t>
-            </w:r>
-            <w:r>
-              <w:rPr>
-                <w:rFonts w:ascii="游ゴシック" w:eastAsia="游ゴシック" w:hAnsi="游ゴシック" w:hint="eastAsia"/>
-                <w:sz w:val="20"/>
-              </w:rPr>
-              <w:t>に対して昇順で表示されていること。</w:t>
+                <w:rFonts w:ascii="游ゴシック" w:eastAsia="游ゴシック" w:hAnsi="游ゴシック" w:hint="eastAsia"/>
+                <w:sz w:val="20"/>
+              </w:rPr>
+            </w:pPr>
+            <w:r>
+              <w:rPr>
+                <w:rFonts w:ascii="游ゴシック" w:eastAsia="游ゴシック" w:hAnsi="游ゴシック" w:hint="eastAsia"/>
+                <w:sz w:val="20"/>
+              </w:rPr>
+              <w:t>すべての料金情報に対して、</w:t>
+            </w:r>
+            <w:r>
+              <w:rPr>
+                <w:rFonts w:ascii="游ゴシック" w:eastAsia="游ゴシック" w:hAnsi="游ゴシック" w:hint="eastAsia"/>
+                <w:sz w:val="20"/>
+              </w:rPr>
+              <w:t>月額料金</w:t>
+            </w:r>
+            <w:r>
+              <w:rPr>
+                <w:rFonts w:ascii="游ゴシック" w:eastAsia="游ゴシック" w:hAnsi="游ゴシック" w:hint="eastAsia"/>
+                <w:sz w:val="20"/>
+              </w:rPr>
+              <w:t>に対して</w:t>
+            </w:r>
+            <w:r>
+              <w:rPr>
+                <w:rFonts w:ascii="游ゴシック" w:eastAsia="游ゴシック" w:hAnsi="游ゴシック" w:hint="eastAsia"/>
+                <w:sz w:val="20"/>
+              </w:rPr>
+              <w:t>降順</w:t>
+            </w:r>
+            <w:r>
+              <w:rPr>
+                <w:rFonts w:ascii="游ゴシック" w:eastAsia="游ゴシック" w:hAnsi="游ゴシック" w:hint="eastAsia"/>
+                <w:sz w:val="20"/>
+              </w:rPr>
+              <w:t>で表示されていること。</w:t>
             </w:r>
           </w:p>
         </w:tc>
@@ -5291,7 +5458,7 @@
               <w:snapToGrid w:val="0"/>
               <w:jc w:val="center"/>
               <w:rPr>
-                <w:rFonts w:ascii="游ゴシック" w:eastAsia="游ゴシック" w:hAnsi="游ゴシック" w:hint="eastAsia"/>
+                <w:rFonts w:ascii="游ゴシック" w:eastAsia="游ゴシック" w:hAnsi="游ゴシック"/>
                 <w:sz w:val="20"/>
               </w:rPr>
             </w:pPr>
@@ -5305,37 +5472,46 @@
             <w:pPr>
               <w:snapToGrid w:val="0"/>
               <w:rPr>
-                <w:rFonts w:ascii="游ゴシック" w:eastAsia="游ゴシック" w:hAnsi="游ゴシック"/>
-                <w:sz w:val="20"/>
-              </w:rPr>
-            </w:pPr>
-            <w:r>
-              <w:rPr>
-                <w:rFonts w:ascii="游ゴシック" w:eastAsia="游ゴシック" w:hAnsi="游ゴシック" w:hint="eastAsia"/>
-                <w:sz w:val="20"/>
-              </w:rPr>
-              <w:t>ドロップダウンボタンにそれぞれ、</w:t>
-            </w:r>
-            <w:r>
-              <w:rPr>
-                <w:rFonts w:ascii="游ゴシック" w:eastAsia="游ゴシック" w:hAnsi="游ゴシック" w:hint="eastAsia"/>
-                <w:sz w:val="20"/>
-              </w:rPr>
-              <w:t>適用終了日</w:t>
-            </w:r>
-            <w:r>
-              <w:rPr>
-                <w:rFonts w:ascii="游ゴシック" w:eastAsia="游ゴシック" w:hAnsi="游ゴシック" w:hint="eastAsia"/>
-                <w:sz w:val="20"/>
-              </w:rPr>
-              <w:t>、</w:t>
-            </w:r>
-            <w:r>
-              <w:rPr>
-                <w:rFonts w:ascii="游ゴシック" w:eastAsia="游ゴシック" w:hAnsi="游ゴシック" w:hint="eastAsia"/>
-                <w:sz w:val="20"/>
-              </w:rPr>
-              <w:t>降順</w:t>
+                <w:rFonts w:ascii="游ゴシック" w:eastAsia="游ゴシック" w:hAnsi="游ゴシック" w:hint="eastAsia"/>
+                <w:sz w:val="20"/>
+              </w:rPr>
+            </w:pPr>
+            <w:r>
+              <w:rPr>
+                <w:rFonts w:ascii="游ゴシック" w:eastAsia="游ゴシック" w:hAnsi="游ゴシック" w:hint="eastAsia"/>
+                <w:sz w:val="20"/>
+              </w:rPr>
+              <w:t>料金名を未入力にして、ドロップダウンリスト</w:t>
+            </w:r>
+            <w:r>
+              <w:rPr>
+                <w:rFonts w:ascii="游ゴシック" w:eastAsia="游ゴシック" w:hAnsi="游ゴシック" w:hint="eastAsia"/>
+                <w:sz w:val="20"/>
+              </w:rPr>
+              <w:t>にそれぞれ、</w:t>
+            </w:r>
+            <w:bookmarkStart w:id="0" w:name="_GoBack"/>
+            <w:bookmarkEnd w:id="0"/>
+            <w:r>
+              <w:rPr>
+                <w:rFonts w:ascii="游ゴシック" w:eastAsia="游ゴシック" w:hAnsi="游ゴシック" w:hint="eastAsia"/>
+                <w:sz w:val="20"/>
+              </w:rPr>
+              <w:t>料金</w:t>
+            </w:r>
+            <w:r>
+              <w:rPr>
+                <w:rFonts w:ascii="游ゴシック" w:eastAsia="游ゴシック" w:hAnsi="游ゴシック"/>
+                <w:sz w:val="20"/>
+              </w:rPr>
+              <w:t>ID</w:t>
+            </w:r>
+            <w:r>
+              <w:rPr>
+                <w:rFonts w:ascii="游ゴシック" w:eastAsia="游ゴシック" w:hAnsi="游ゴシック" w:hint="eastAsia"/>
+                <w:sz w:val="20"/>
+              </w:rPr>
+              <w:t>、昇順</w:t>
             </w:r>
             <w:r>
               <w:rPr>
@@ -5362,44 +5538,37 @@
             <w:pPr>
               <w:snapToGrid w:val="0"/>
               <w:rPr>
-                <w:rFonts w:ascii="游ゴシック" w:eastAsia="游ゴシック" w:hAnsi="游ゴシック"/>
-                <w:sz w:val="20"/>
-              </w:rPr>
-            </w:pPr>
-            <w:r>
-              <w:rPr>
-                <w:rFonts w:ascii="游ゴシック" w:eastAsia="游ゴシック" w:hAnsi="游ゴシック" w:hint="eastAsia"/>
-                <w:sz w:val="20"/>
-              </w:rPr>
-              <w:t>検索結果が、</w:t>
-            </w:r>
-            <w:r>
-              <w:rPr>
-                <w:rFonts w:ascii="游ゴシック" w:eastAsia="游ゴシック" w:hAnsi="游ゴシック" w:hint="eastAsia"/>
-                <w:sz w:val="20"/>
-              </w:rPr>
-              <w:t>適用終了日</w:t>
-            </w:r>
-            <w:r>
-              <w:rPr>
-                <w:rFonts w:ascii="游ゴシック" w:eastAsia="游ゴシック" w:hAnsi="游ゴシック" w:hint="eastAsia"/>
-                <w:sz w:val="20"/>
-              </w:rPr>
-              <w:t>に対して</w:t>
-            </w:r>
-            <w:r>
-              <w:rPr>
-                <w:rFonts w:ascii="游ゴシック" w:eastAsia="游ゴシック" w:hAnsi="游ゴシック" w:hint="eastAsia"/>
-                <w:sz w:val="20"/>
-              </w:rPr>
-              <w:t>降順</w:t>
-            </w:r>
-            <w:r>
-              <w:rPr>
-                <w:rFonts w:ascii="游ゴシック" w:eastAsia="游ゴシック" w:hAnsi="游ゴシック" w:hint="eastAsia"/>
-                <w:sz w:val="20"/>
-              </w:rPr>
-              <w:t>で表示されていること。</w:t>
+                <w:rFonts w:ascii="游ゴシック" w:eastAsia="游ゴシック" w:hAnsi="游ゴシック" w:hint="eastAsia"/>
+                <w:sz w:val="20"/>
+              </w:rPr>
+            </w:pPr>
+            <w:r>
+              <w:rPr>
+                <w:rFonts w:ascii="游ゴシック" w:eastAsia="游ゴシック" w:hAnsi="游ゴシック" w:hint="eastAsia"/>
+                <w:sz w:val="20"/>
+              </w:rPr>
+              <w:t>すべての料金情報に対して、</w:t>
+            </w:r>
+            <w:r>
+              <w:rPr>
+                <w:rFonts w:ascii="游ゴシック" w:eastAsia="游ゴシック" w:hAnsi="游ゴシック" w:hint="eastAsia"/>
+                <w:sz w:val="20"/>
+              </w:rPr>
+              <w:t>料金I</w:t>
+            </w:r>
+            <w:r>
+              <w:rPr>
+                <w:rFonts w:ascii="游ゴシック" w:eastAsia="游ゴシック" w:hAnsi="游ゴシック"/>
+                <w:sz w:val="20"/>
+              </w:rPr>
+              <w:t>D</w:t>
+            </w:r>
+            <w:r>
+              <w:rPr>
+                <w:rFonts w:ascii="游ゴシック" w:eastAsia="游ゴシック" w:hAnsi="游ゴシック" w:hint="eastAsia"/>
+                <w:sz w:val="20"/>
+              </w:rPr>
+              <w:t>に対して昇順で表示されていること。</w:t>
             </w:r>
           </w:p>
         </w:tc>
@@ -5469,7 +5638,7 @@
               <w:snapToGrid w:val="0"/>
               <w:jc w:val="center"/>
               <w:rPr>
-                <w:rFonts w:ascii="游ゴシック" w:eastAsia="游ゴシック" w:hAnsi="游ゴシック" w:hint="eastAsia"/>
+                <w:rFonts w:ascii="游ゴシック" w:eastAsia="游ゴシック" w:hAnsi="游ゴシック"/>
                 <w:sz w:val="20"/>
               </w:rPr>
             </w:pPr>
@@ -5483,16 +5652,16 @@
             <w:pPr>
               <w:snapToGrid w:val="0"/>
               <w:rPr>
-                <w:rFonts w:ascii="游ゴシック" w:eastAsia="游ゴシック" w:hAnsi="游ゴシック" w:hint="eastAsia"/>
-                <w:sz w:val="20"/>
-              </w:rPr>
-            </w:pPr>
-            <w:r>
-              <w:rPr>
-                <w:rFonts w:ascii="游ゴシック" w:eastAsia="游ゴシック" w:hAnsi="游ゴシック" w:hint="eastAsia"/>
-                <w:sz w:val="20"/>
-              </w:rPr>
-              <w:t>加入者検索画面で、右のドロップダウンボタンに不正な値を入力する。</w:t>
+                <w:rFonts w:ascii="游ゴシック" w:eastAsia="游ゴシック" w:hAnsi="游ゴシック"/>
+                <w:sz w:val="20"/>
+              </w:rPr>
+            </w:pPr>
+            <w:r>
+              <w:rPr>
+                <w:rFonts w:ascii="游ゴシック" w:eastAsia="游ゴシック" w:hAnsi="游ゴシック" w:hint="eastAsia"/>
+                <w:sz w:val="20"/>
+              </w:rPr>
+              <w:t>加入者検索画面で、右のドロップダウンリストに不正な値を入力する。</w:t>
             </w:r>
           </w:p>
         </w:tc>
@@ -5505,7 +5674,7 @@
             <w:pPr>
               <w:snapToGrid w:val="0"/>
               <w:rPr>
-                <w:rFonts w:ascii="游ゴシック" w:eastAsia="游ゴシック" w:hAnsi="游ゴシック" w:hint="eastAsia"/>
+                <w:rFonts w:ascii="游ゴシック" w:eastAsia="游ゴシック" w:hAnsi="游ゴシック"/>
                 <w:sz w:val="20"/>
               </w:rPr>
             </w:pPr>
@@ -5612,7 +5781,7 @@
               <w:snapToGrid w:val="0"/>
               <w:jc w:val="center"/>
               <w:rPr>
-                <w:rFonts w:ascii="游ゴシック" w:eastAsia="游ゴシック" w:hAnsi="游ゴシック" w:hint="eastAsia"/>
+                <w:rFonts w:ascii="游ゴシック" w:eastAsia="游ゴシック" w:hAnsi="游ゴシック"/>
                 <w:sz w:val="20"/>
               </w:rPr>
             </w:pPr>
@@ -5626,30 +5795,16 @@
             <w:pPr>
               <w:snapToGrid w:val="0"/>
               <w:rPr>
-                <w:rFonts w:ascii="游ゴシック" w:eastAsia="游ゴシック" w:hAnsi="游ゴシック" w:hint="eastAsia"/>
-                <w:sz w:val="20"/>
-              </w:rPr>
-            </w:pPr>
-            <w:r>
-              <w:rPr>
-                <w:rFonts w:ascii="游ゴシック" w:eastAsia="游ゴシック" w:hAnsi="游ゴシック" w:hint="eastAsia"/>
-                <w:sz w:val="20"/>
-              </w:rPr>
-              <w:t>加入者検索画面で、</w:t>
-            </w:r>
-            <w:r>
-              <w:rPr>
-                <w:rFonts w:ascii="游ゴシック" w:eastAsia="游ゴシック" w:hAnsi="游ゴシック" w:hint="eastAsia"/>
-                <w:sz w:val="20"/>
-              </w:rPr>
-              <w:t>左</w:t>
-            </w:r>
-            <w:r>
-              <w:rPr>
-                <w:rFonts w:ascii="游ゴシック" w:eastAsia="游ゴシック" w:hAnsi="游ゴシック" w:hint="eastAsia"/>
-                <w:sz w:val="20"/>
-              </w:rPr>
-              <w:t>のドロップダウンボタンに不正な値を入力する。</w:t>
+                <w:rFonts w:ascii="游ゴシック" w:eastAsia="游ゴシック" w:hAnsi="游ゴシック"/>
+                <w:sz w:val="20"/>
+              </w:rPr>
+            </w:pPr>
+            <w:r>
+              <w:rPr>
+                <w:rFonts w:ascii="游ゴシック" w:eastAsia="游ゴシック" w:hAnsi="游ゴシック" w:hint="eastAsia"/>
+                <w:sz w:val="20"/>
+              </w:rPr>
+              <w:t>加入者検索画面で、左のドロップダウンリストに不正な値を入力する。</w:t>
             </w:r>
           </w:p>
         </w:tc>
@@ -5662,7 +5817,7 @@
             <w:pPr>
               <w:snapToGrid w:val="0"/>
               <w:rPr>
-                <w:rFonts w:ascii="游ゴシック" w:eastAsia="游ゴシック" w:hAnsi="游ゴシック" w:hint="eastAsia"/>
+                <w:rFonts w:ascii="游ゴシック" w:eastAsia="游ゴシック" w:hAnsi="游ゴシック"/>
                 <w:sz w:val="20"/>
               </w:rPr>
             </w:pPr>
@@ -5685,21 +5840,7 @@
                 <w:rFonts w:ascii="游ゴシック" w:eastAsia="游ゴシック" w:hAnsi="游ゴシック" w:hint="eastAsia"/>
                 <w:sz w:val="20"/>
               </w:rPr>
-              <w:t>不正な並び</w:t>
-            </w:r>
-            <w:r>
-              <w:rPr>
-                <w:rFonts w:ascii="游ゴシック" w:eastAsia="游ゴシック" w:hAnsi="游ゴシック" w:hint="eastAsia"/>
-                <w:sz w:val="20"/>
-              </w:rPr>
-              <w:t>順</w:t>
-            </w:r>
-            <w:r>
-              <w:rPr>
-                <w:rFonts w:ascii="游ゴシック" w:eastAsia="游ゴシック" w:hAnsi="游ゴシック" w:hint="eastAsia"/>
-                <w:sz w:val="20"/>
-              </w:rPr>
-              <w:t>です</w:t>
+              <w:t>不正な並び順です</w:t>
             </w:r>
             <w:r>
               <w:rPr>
@@ -5783,7 +5924,7 @@
               <w:snapToGrid w:val="0"/>
               <w:jc w:val="center"/>
               <w:rPr>
-                <w:rFonts w:ascii="游ゴシック" w:eastAsia="游ゴシック" w:hAnsi="游ゴシック" w:hint="eastAsia"/>
+                <w:rFonts w:ascii="游ゴシック" w:eastAsia="游ゴシック" w:hAnsi="游ゴシック"/>
                 <w:sz w:val="20"/>
               </w:rPr>
             </w:pPr>
@@ -5797,23 +5938,16 @@
             <w:pPr>
               <w:snapToGrid w:val="0"/>
               <w:rPr>
-                <w:rFonts w:ascii="游ゴシック" w:eastAsia="游ゴシック" w:hAnsi="游ゴシック" w:hint="eastAsia"/>
-                <w:sz w:val="20"/>
-              </w:rPr>
-            </w:pPr>
-            <w:r>
-              <w:rPr>
-                <w:rFonts w:ascii="游ゴシック" w:eastAsia="游ゴシック" w:hAnsi="游ゴシック" w:hint="eastAsia"/>
-                <w:sz w:val="20"/>
-              </w:rPr>
-              <w:t>料金</w:t>
-            </w:r>
-            <w:r>
-              <w:rPr>
-                <w:rFonts w:ascii="游ゴシック" w:eastAsia="游ゴシック" w:hAnsi="游ゴシック" w:hint="eastAsia"/>
-                <w:sz w:val="20"/>
-              </w:rPr>
-              <w:t>検索画面で、左のドロップダウンボタンに不正な値を入力する。</w:t>
+                <w:rFonts w:ascii="游ゴシック" w:eastAsia="游ゴシック" w:hAnsi="游ゴシック"/>
+                <w:sz w:val="20"/>
+              </w:rPr>
+            </w:pPr>
+            <w:r>
+              <w:rPr>
+                <w:rFonts w:ascii="游ゴシック" w:eastAsia="游ゴシック" w:hAnsi="游ゴシック" w:hint="eastAsia"/>
+                <w:sz w:val="20"/>
+              </w:rPr>
+              <w:t>料金検索画面で、左のドロップダウンリストに不正な値を入力する。</w:t>
             </w:r>
           </w:p>
         </w:tc>
@@ -5826,7 +5960,7 @@
             <w:pPr>
               <w:snapToGrid w:val="0"/>
               <w:rPr>
-                <w:rFonts w:ascii="游ゴシック" w:eastAsia="游ゴシック" w:hAnsi="游ゴシック" w:hint="eastAsia"/>
+                <w:rFonts w:ascii="游ゴシック" w:eastAsia="游ゴシック" w:hAnsi="游ゴシック"/>
                 <w:sz w:val="20"/>
               </w:rPr>
             </w:pPr>
@@ -5849,21 +5983,7 @@
                 <w:rFonts w:ascii="游ゴシック" w:eastAsia="游ゴシック" w:hAnsi="游ゴシック" w:hint="eastAsia"/>
                 <w:sz w:val="20"/>
               </w:rPr>
-              <w:t>不正な並び</w:t>
-            </w:r>
-            <w:r>
-              <w:rPr>
-                <w:rFonts w:ascii="游ゴシック" w:eastAsia="游ゴシック" w:hAnsi="游ゴシック" w:hint="eastAsia"/>
-                <w:sz w:val="20"/>
-              </w:rPr>
-              <w:t>替え項目</w:t>
-            </w:r>
-            <w:r>
-              <w:rPr>
-                <w:rFonts w:ascii="游ゴシック" w:eastAsia="游ゴシック" w:hAnsi="游ゴシック" w:hint="eastAsia"/>
-                <w:sz w:val="20"/>
-              </w:rPr>
-              <w:t>です</w:t>
+              <w:t>不正な並び替え項目です</w:t>
             </w:r>
             <w:r>
               <w:rPr>
@@ -5947,7 +6067,7 @@
               <w:snapToGrid w:val="0"/>
               <w:jc w:val="center"/>
               <w:rPr>
-                <w:rFonts w:ascii="游ゴシック" w:eastAsia="游ゴシック" w:hAnsi="游ゴシック" w:hint="eastAsia"/>
+                <w:rFonts w:ascii="游ゴシック" w:eastAsia="游ゴシック" w:hAnsi="游ゴシック"/>
                 <w:sz w:val="20"/>
               </w:rPr>
             </w:pPr>
@@ -5961,37 +6081,16 @@
             <w:pPr>
               <w:snapToGrid w:val="0"/>
               <w:rPr>
-                <w:rFonts w:ascii="游ゴシック" w:eastAsia="游ゴシック" w:hAnsi="游ゴシック" w:hint="eastAsia"/>
-                <w:sz w:val="20"/>
-              </w:rPr>
-            </w:pPr>
-            <w:r>
-              <w:rPr>
-                <w:rFonts w:ascii="游ゴシック" w:eastAsia="游ゴシック" w:hAnsi="游ゴシック" w:hint="eastAsia"/>
-                <w:sz w:val="20"/>
-              </w:rPr>
-              <w:t>料金</w:t>
-            </w:r>
-            <w:r>
-              <w:rPr>
-                <w:rFonts w:ascii="游ゴシック" w:eastAsia="游ゴシック" w:hAnsi="游ゴシック" w:hint="eastAsia"/>
-                <w:sz w:val="20"/>
-              </w:rPr>
-              <w:t>検索画面で、</w:t>
-            </w:r>
-            <w:r>
-              <w:rPr>
-                <w:rFonts w:ascii="游ゴシック" w:eastAsia="游ゴシック" w:hAnsi="游ゴシック" w:hint="eastAsia"/>
-                <w:sz w:val="20"/>
-              </w:rPr>
-              <w:t>右</w:t>
-            </w:r>
-            <w:r>
-              <w:rPr>
-                <w:rFonts w:ascii="游ゴシック" w:eastAsia="游ゴシック" w:hAnsi="游ゴシック" w:hint="eastAsia"/>
-                <w:sz w:val="20"/>
-              </w:rPr>
-              <w:t>のドロップダウンボタンに不正な値を入力する。</w:t>
+                <w:rFonts w:ascii="游ゴシック" w:eastAsia="游ゴシック" w:hAnsi="游ゴシック"/>
+                <w:sz w:val="20"/>
+              </w:rPr>
+            </w:pPr>
+            <w:r>
+              <w:rPr>
+                <w:rFonts w:ascii="游ゴシック" w:eastAsia="游ゴシック" w:hAnsi="游ゴシック" w:hint="eastAsia"/>
+                <w:sz w:val="20"/>
+              </w:rPr>
+              <w:t>料金検索画面で、右のドロップダウンリストに不正な値を入力する。</w:t>
             </w:r>
           </w:p>
         </w:tc>
@@ -6004,7 +6103,7 @@
             <w:pPr>
               <w:snapToGrid w:val="0"/>
               <w:rPr>
-                <w:rFonts w:ascii="游ゴシック" w:eastAsia="游ゴシック" w:hAnsi="游ゴシック" w:hint="eastAsia"/>
+                <w:rFonts w:ascii="游ゴシック" w:eastAsia="游ゴシック" w:hAnsi="游ゴシック"/>
                 <w:sz w:val="20"/>
               </w:rPr>
             </w:pPr>
@@ -7880,6 +7979,21 @@
 </file>
 
 <file path=customXml/item1.xml><?xml version="1.0" encoding="utf-8"?>
+<p:properties xmlns:p="http://schemas.microsoft.com/office/2006/metadata/properties" xmlns:xsi="http://www.w3.org/2001/XMLSchema-instance" xmlns:pc="http://schemas.microsoft.com/office/infopath/2007/PartnerControls">
+  <documentManagement/>
+</p:properties>
+</file>
+
+<file path=customXml/item2.xml><?xml version="1.0" encoding="utf-8"?>
+<?mso-contentType ?>
+<FormTemplates xmlns="http://schemas.microsoft.com/sharepoint/v3/contenttype/forms">
+  <Display>DocumentLibraryForm</Display>
+  <Edit>DocumentLibraryForm</Edit>
+  <New>DocumentLibraryForm</New>
+</FormTemplates>
+</file>
+
+<file path=customXml/item3.xml><?xml version="1.0" encoding="utf-8"?>
 <ct:contentTypeSchema xmlns:ct="http://schemas.microsoft.com/office/2006/metadata/contentType" xmlns:ma="http://schemas.microsoft.com/office/2006/metadata/properties/metaAttributes" ct:_="" ma:_="" ma:contentTypeName="ドキュメント" ma:contentTypeID="0x010100C424317A42AA8449A97AAE94730ED181" ma:contentTypeVersion="6" ma:contentTypeDescription="新しいドキュメントを作成します。" ma:contentTypeScope="" ma:versionID="9df5c7ff725c9e365f8a8503f6029c6b">
   <xsd:schema xmlns:xsd="http://www.w3.org/2001/XMLSchema" xmlns:xs="http://www.w3.org/2001/XMLSchema" xmlns:p="http://schemas.microsoft.com/office/2006/metadata/properties" xmlns:ns2="dab87824-9c6b-4a08-9c96-9c9ea904f12c" targetNamespace="http://schemas.microsoft.com/office/2006/metadata/properties" ma:root="true" ma:fieldsID="98e3d8fd3bbedc5b58bd9df00d6be37e" ns2:_="">
     <xsd:import namespace="dab87824-9c6b-4a08-9c96-9c9ea904f12c"/>
@@ -8037,22 +8151,24 @@
 </ct:contentTypeSchema>
 </file>
 
-<file path=customXml/item2.xml><?xml version="1.0" encoding="utf-8"?>
-<?mso-contentType ?>
-<FormTemplates xmlns="http://schemas.microsoft.com/sharepoint/v3/contenttype/forms">
-  <Display>DocumentLibraryForm</Display>
-  <Edit>DocumentLibraryForm</Edit>
-  <New>DocumentLibraryForm</New>
-</FormTemplates>
+<file path=customXml/itemProps1.xml><?xml version="1.0" encoding="utf-8"?>
+<ds:datastoreItem xmlns:ds="http://schemas.openxmlformats.org/officeDocument/2006/customXml" ds:itemID="{659CE7E0-3E2F-4787-B142-08E029C04E10}">
+  <ds:schemaRefs>
+    <ds:schemaRef ds:uri="http://schemas.microsoft.com/office/2006/metadata/properties"/>
+    <ds:schemaRef ds:uri="http://schemas.microsoft.com/office/infopath/2007/PartnerControls"/>
+  </ds:schemaRefs>
+</ds:datastoreItem>
 </file>
 
-<file path=customXml/item3.xml><?xml version="1.0" encoding="utf-8"?>
-<p:properties xmlns:p="http://schemas.microsoft.com/office/2006/metadata/properties" xmlns:xsi="http://www.w3.org/2001/XMLSchema-instance" xmlns:pc="http://schemas.microsoft.com/office/infopath/2007/PartnerControls">
-  <documentManagement/>
-</p:properties>
+<file path=customXml/itemProps2.xml><?xml version="1.0" encoding="utf-8"?>
+<ds:datastoreItem xmlns:ds="http://schemas.openxmlformats.org/officeDocument/2006/customXml" ds:itemID="{F4DA52B9-D4DF-4BEC-A5A3-5484E5EB747B}">
+  <ds:schemaRefs>
+    <ds:schemaRef ds:uri="http://schemas.microsoft.com/sharepoint/v3/contenttype/forms"/>
+  </ds:schemaRefs>
+</ds:datastoreItem>
 </file>
 
-<file path=customXml/itemProps1.xml><?xml version="1.0" encoding="utf-8"?>
+<file path=customXml/itemProps3.xml><?xml version="1.0" encoding="utf-8"?>
 <ds:datastoreItem xmlns:ds="http://schemas.openxmlformats.org/officeDocument/2006/customXml" ds:itemID="{76261B67-5531-4ED1-B087-165B04D1226E}">
   <ds:schemaRefs>
     <ds:schemaRef ds:uri="http://schemas.microsoft.com/office/2006/metadata/contentType"/>
@@ -8068,21 +8184,4 @@
     <ds:schemaRef ds:uri="http://schemas.microsoft.com/internal/obd"/>
   </ds:schemaRefs>
 </ds:datastoreItem>
-</file>
-
-<file path=customXml/itemProps2.xml><?xml version="1.0" encoding="utf-8"?>
-<ds:datastoreItem xmlns:ds="http://schemas.openxmlformats.org/officeDocument/2006/customXml" ds:itemID="{F4DA52B9-D4DF-4BEC-A5A3-5484E5EB747B}">
-  <ds:schemaRefs>
-    <ds:schemaRef ds:uri="http://schemas.microsoft.com/sharepoint/v3/contenttype/forms"/>
-  </ds:schemaRefs>
-</ds:datastoreItem>
-</file>
-
-<file path=customXml/itemProps3.xml><?xml version="1.0" encoding="utf-8"?>
-<ds:datastoreItem xmlns:ds="http://schemas.openxmlformats.org/officeDocument/2006/customXml" ds:itemID="{659CE7E0-3E2F-4787-B142-08E029C04E10}">
-  <ds:schemaRefs>
-    <ds:schemaRef ds:uri="http://schemas.microsoft.com/office/2006/metadata/properties"/>
-    <ds:schemaRef ds:uri="http://schemas.microsoft.com/office/infopath/2007/PartnerControls"/>
-  </ds:schemaRefs>
-</ds:datastoreItem>
 </file>